--- a/s-s-event-bogor/print-notebooks/01-extent/10-filled-example.docx
+++ b/s-s-event-bogor/print-notebooks/01-extent/10-filled-example.docx
@@ -8,7 +8,7 @@
           <w:rFonts w:ascii="Arial" w:hAnsi="Arial"/>
           <w:b w:val="0"/>
           <w:color w:val="0A5455"/>
-          <w:sz w:val="32"/>
+          <w:sz w:val="20"/>
         </w:rPr>
         <w:t>Worked Example: Extent Account -- Laamu Atoll, Maldives</w:t>
       </w:r>
@@ -19,7 +19,7 @@
           <w:rFonts w:ascii="Arial" w:hAnsi="Arial"/>
           <w:b w:val="0"/>
           <w:color w:val="3B9C7B"/>
-          <w:sz w:val="22"/>
+          <w:sz w:val="20"/>
         </w:rPr>
         <w:t>Accounting area: Laamu Atoll  |  Opening year: 2017  |  Closing year: 2020</w:t>
       </w:r>
@@ -33,19 +33,22 @@
           <w:rFonts w:ascii="Arial" w:hAnsi="Arial"/>
           <w:b w:val="0"/>
           <w:color w:val="555555"/>
-          <w:sz w:val="18"/>
+          <w:sz w:val="20"/>
         </w:rPr>
         <w:t>Data sources: Allen Coral Atlas (2020), Maldives Marine Research Institute habitat maps, Blue Prosperity Coalition surveys. IUCN Global Ecosystem Typology (GET) codes used throughout.</w:t>
       </w:r>
     </w:p>
     <w:p/>
     <w:p>
+      <w:pPr>
+        <w:keepNext/>
+      </w:pPr>
       <w:r>
         <w:rPr>
           <w:rFonts w:ascii="Arial" w:hAnsi="Arial"/>
           <w:b w:val="0"/>
           <w:color w:val="0A5455"/>
-          <w:sz w:val="32"/>
+          <w:sz w:val="20"/>
         </w:rPr>
         <w:t>Table 1: Ecosystem Extent Account (hectares)</w:t>
       </w:r>
@@ -1655,7 +1658,7 @@
           <w:rFonts w:ascii="Arial" w:hAnsi="Arial"/>
           <w:b w:val="0"/>
           <w:color w:val="0A5455"/>
-          <w:sz w:val="32"/>
+          <w:sz w:val="20"/>
         </w:rPr>
         <w:t>Table 2: Ecosystem Extent Change Matrix (hectares, 2017-2020)</w:t>
       </w:r>
@@ -1663,13 +1666,14 @@
     <w:p>
       <w:pPr>
         <w:spacing w:before="80" w:after="80"/>
+        <w:keepNext/>
       </w:pPr>
       <w:r>
         <w:rPr>
           <w:rFonts w:ascii="Arial" w:hAnsi="Arial"/>
           <w:b w:val="0"/>
           <w:color w:val="555555"/>
-          <w:sz w:val="18"/>
+          <w:sz w:val="20"/>
         </w:rPr>
         <w:t>Diagonal cells (bold) = area that stayed the same type. Off-diagonal = transitions.</w:t>
       </w:r>

--- a/s-s-event-bogor/print-notebooks/01-extent/10-filled-example.docx
+++ b/s-s-event-bogor/print-notebooks/01-extent/10-filled-example.docx
@@ -27,6 +27,7 @@
     <w:p>
       <w:pPr>
         <w:spacing w:before="80" w:after="80"/>
+        <w:keepNext w:val="true"/>
       </w:pPr>
       <w:r>
         <w:rPr>
@@ -66,6 +67,7 @@
           <w:insideH w:val="single" w:sz="4" w:color="404040"/>
           <w:insideV w:val="single" w:sz="4" w:color="404040"/>
         </w:tblBorders>
+        <w:tblLayout w:type="fixed"/>
       </w:tblPr>
       <w:tblGrid>
         <w:gridCol w:w="2357"/>
@@ -76,14 +78,18 @@
         <w:gridCol w:w="2357"/>
       </w:tblGrid>
       <w:tr>
+        <w:trPr>
+          <w:cantSplit w:val="true"/>
+        </w:trPr>
         <w:tc>
           <w:tcPr>
-            <w:tcW w:type="dxa" w:w="2357"/>
+            <w:tcW w:type="dxa" w:w="3298"/>
             <w:shd w:fill="3B9C7B"/>
           </w:tcPr>
           <w:p>
             <w:pPr>
               <w:jc w:val="center"/>
+              <w:keepNext w:val="true"/>
             </w:pPr>
             <w:r/>
             <w:r>
@@ -98,12 +104,13 @@
         </w:tc>
         <w:tc>
           <w:tcPr>
-            <w:tcW w:type="dxa" w:w="2357"/>
+            <w:tcW w:type="dxa" w:w="1319"/>
             <w:shd w:fill="3B9C7B"/>
           </w:tcPr>
           <w:p>
             <w:pPr>
               <w:jc w:val="center"/>
+              <w:keepNext w:val="true"/>
             </w:pPr>
             <w:r/>
             <w:r>
@@ -121,12 +128,13 @@
         </w:tc>
         <w:tc>
           <w:tcPr>
-            <w:tcW w:type="dxa" w:w="2357"/>
+            <w:tcW w:type="dxa" w:w="1539"/>
             <w:shd w:fill="3B9C7B"/>
           </w:tcPr>
           <w:p>
             <w:pPr>
               <w:jc w:val="center"/>
+              <w:keepNext w:val="true"/>
             </w:pPr>
             <w:r/>
             <w:r>
@@ -144,12 +152,13 @@
         </w:tc>
         <w:tc>
           <w:tcPr>
-            <w:tcW w:type="dxa" w:w="2357"/>
+            <w:tcW w:type="dxa" w:w="989"/>
             <w:shd w:fill="3B9C7B"/>
           </w:tcPr>
           <w:p>
             <w:pPr>
               <w:jc w:val="center"/>
+              <w:keepNext w:val="true"/>
             </w:pPr>
             <w:r/>
             <w:r>
@@ -167,12 +176,13 @@
         </w:tc>
         <w:tc>
           <w:tcPr>
-            <w:tcW w:type="dxa" w:w="2357"/>
+            <w:tcW w:type="dxa" w:w="1649"/>
             <w:shd w:fill="3B9C7B"/>
           </w:tcPr>
           <w:p>
             <w:pPr>
               <w:jc w:val="center"/>
+              <w:keepNext w:val="true"/>
             </w:pPr>
             <w:r/>
             <w:r>
@@ -190,12 +200,13 @@
         </w:tc>
         <w:tc>
           <w:tcPr>
-            <w:tcW w:type="dxa" w:w="2357"/>
+            <w:tcW w:type="dxa" w:w="844"/>
             <w:shd w:fill="3B9C7B"/>
           </w:tcPr>
           <w:p>
             <w:pPr>
               <w:jc w:val="center"/>
+              <w:keepNext w:val="true"/>
             </w:pPr>
             <w:r/>
             <w:r>
@@ -211,14 +222,18 @@
         </w:tc>
       </w:tr>
       <w:tr>
+        <w:trPr>
+          <w:cantSplit w:val="true"/>
+        </w:trPr>
         <w:tc>
           <w:tcPr>
-            <w:tcW w:type="dxa" w:w="2357"/>
+            <w:tcW w:type="dxa" w:w="3298"/>
             <w:shd w:fill="0A5455"/>
           </w:tcPr>
           <w:p>
             <w:pPr>
               <w:spacing w:before="60" w:after="60"/>
+              <w:keepNext w:val="true"/>
             </w:pPr>
             <w:r/>
             <w:r>
@@ -234,12 +249,13 @@
         </w:tc>
         <w:tc>
           <w:tcPr>
-            <w:tcW w:type="dxa" w:w="2357"/>
+            <w:tcW w:type="dxa" w:w="1319"/>
           </w:tcPr>
           <w:p>
             <w:pPr>
               <w:spacing w:before="60" w:after="60"/>
               <w:jc w:val="center"/>
+              <w:keepNext w:val="true"/>
             </w:pPr>
             <w:r/>
             <w:r>
@@ -255,7 +271,1327 @@
         </w:tc>
         <w:tc>
           <w:tcPr>
-            <w:tcW w:type="dxa" w:w="2357"/>
+            <w:tcW w:type="dxa" w:w="1539"/>
+          </w:tcPr>
+          <w:p>
+            <w:pPr>
+              <w:spacing w:before="60" w:after="60"/>
+              <w:jc w:val="center"/>
+              <w:keepNext w:val="true"/>
+            </w:pPr>
+            <w:r/>
+            <w:r>
+              <w:rPr>
+                <w:rFonts w:ascii="Arial" w:hAnsi="Arial"/>
+                <w:b w:val="0"/>
+                <w:color w:val="30302F"/>
+                <w:sz w:val="20"/>
+              </w:rPr>
+              <w:t>4,856</w:t>
+            </w:r>
+          </w:p>
+        </w:tc>
+        <w:tc>
+          <w:tcPr>
+            <w:tcW w:type="dxa" w:w="989"/>
+          </w:tcPr>
+          <w:p>
+            <w:pPr>
+              <w:spacing w:before="60" w:after="60"/>
+              <w:jc w:val="center"/>
+              <w:keepNext w:val="true"/>
+            </w:pPr>
+            <w:r/>
+            <w:r>
+              <w:rPr>
+                <w:rFonts w:ascii="Arial" w:hAnsi="Arial"/>
+                <w:b w:val="0"/>
+                <w:color w:val="30302F"/>
+                <w:sz w:val="20"/>
+              </w:rPr>
+              <w:t>19</w:t>
+            </w:r>
+          </w:p>
+        </w:tc>
+        <w:tc>
+          <w:tcPr>
+            <w:tcW w:type="dxa" w:w="1649"/>
+          </w:tcPr>
+          <w:p>
+            <w:pPr>
+              <w:spacing w:before="60" w:after="60"/>
+              <w:jc w:val="center"/>
+              <w:keepNext w:val="true"/>
+            </w:pPr>
+            <w:r/>
+            <w:r>
+              <w:rPr>
+                <w:rFonts w:ascii="Arial" w:hAnsi="Arial"/>
+                <w:b w:val="0"/>
+                <w:color w:val="30302F"/>
+                <w:sz w:val="20"/>
+              </w:rPr>
+              <w:t>149,653</w:t>
+            </w:r>
+          </w:p>
+        </w:tc>
+        <w:tc>
+          <w:tcPr>
+            <w:tcW w:type="dxa" w:w="844"/>
+          </w:tcPr>
+          <w:p>
+            <w:pPr>
+              <w:spacing w:before="60" w:after="60"/>
+              <w:jc w:val="center"/>
+              <w:keepNext w:val="true"/>
+            </w:pPr>
+            <w:r/>
+            <w:r>
+              <w:rPr>
+                <w:rFonts w:ascii="Arial" w:hAnsi="Arial"/>
+                <w:b w:val="0"/>
+                <w:color w:val="30302F"/>
+                <w:sz w:val="20"/>
+              </w:rPr>
+              <w:t>161,948</w:t>
+            </w:r>
+          </w:p>
+        </w:tc>
+      </w:tr>
+      <w:tr>
+        <w:trPr>
+          <w:cantSplit w:val="true"/>
+        </w:trPr>
+        <w:tc>
+          <w:tcPr>
+            <w:tcW w:type="dxa" w:w="3298"/>
+            <w:shd w:fill="0A5455"/>
+          </w:tcPr>
+          <w:p>
+            <w:pPr>
+              <w:spacing w:before="60" w:after="60"/>
+              <w:keepNext w:val="true"/>
+            </w:pPr>
+            <w:r/>
+            <w:r>
+              <w:rPr>
+                <w:rFonts w:ascii="Arial" w:hAnsi="Arial"/>
+                <w:b/>
+                <w:color w:val="FFFFFF"/>
+                <w:sz w:val="20"/>
+              </w:rPr>
+              <w:t>Additions: natural expansion</w:t>
+            </w:r>
+          </w:p>
+        </w:tc>
+        <w:tc>
+          <w:tcPr>
+            <w:tcW w:type="dxa" w:w="1319"/>
+          </w:tcPr>
+          <w:p>
+            <w:pPr>
+              <w:spacing w:before="60" w:after="60"/>
+              <w:jc w:val="center"/>
+              <w:keepNext w:val="true"/>
+            </w:pPr>
+            <w:r/>
+            <w:r>
+              <w:rPr>
+                <w:rFonts w:ascii="Arial" w:hAnsi="Arial"/>
+                <w:b w:val="0"/>
+                <w:color w:val="30302F"/>
+                <w:sz w:val="20"/>
+              </w:rPr>
+              <w:t>0</w:t>
+            </w:r>
+          </w:p>
+        </w:tc>
+        <w:tc>
+          <w:tcPr>
+            <w:tcW w:type="dxa" w:w="1539"/>
+          </w:tcPr>
+          <w:p>
+            <w:pPr>
+              <w:spacing w:before="60" w:after="60"/>
+              <w:jc w:val="center"/>
+              <w:keepNext w:val="true"/>
+            </w:pPr>
+            <w:r/>
+            <w:r>
+              <w:rPr>
+                <w:rFonts w:ascii="Arial" w:hAnsi="Arial"/>
+                <w:b w:val="0"/>
+                <w:color w:val="30302F"/>
+                <w:sz w:val="20"/>
+              </w:rPr>
+              <w:t>32</w:t>
+            </w:r>
+          </w:p>
+        </w:tc>
+        <w:tc>
+          <w:tcPr>
+            <w:tcW w:type="dxa" w:w="989"/>
+          </w:tcPr>
+          <w:p>
+            <w:pPr>
+              <w:spacing w:before="60" w:after="60"/>
+              <w:jc w:val="center"/>
+              <w:keepNext w:val="true"/>
+            </w:pPr>
+            <w:r/>
+            <w:r>
+              <w:rPr>
+                <w:rFonts w:ascii="Arial" w:hAnsi="Arial"/>
+                <w:b w:val="0"/>
+                <w:color w:val="30302F"/>
+                <w:sz w:val="20"/>
+              </w:rPr>
+              <w:t>0</w:t>
+            </w:r>
+          </w:p>
+        </w:tc>
+        <w:tc>
+          <w:tcPr>
+            <w:tcW w:type="dxa" w:w="1649"/>
+          </w:tcPr>
+          <w:p>
+            <w:pPr>
+              <w:spacing w:before="60" w:after="60"/>
+              <w:jc w:val="center"/>
+              <w:keepNext w:val="true"/>
+            </w:pPr>
+            <w:r/>
+            <w:r>
+              <w:rPr>
+                <w:rFonts w:ascii="Arial" w:hAnsi="Arial"/>
+                <w:b w:val="0"/>
+                <w:color w:val="30302F"/>
+                <w:sz w:val="20"/>
+              </w:rPr>
+              <w:t>0</w:t>
+            </w:r>
+          </w:p>
+        </w:tc>
+        <w:tc>
+          <w:tcPr>
+            <w:tcW w:type="dxa" w:w="844"/>
+          </w:tcPr>
+          <w:p>
+            <w:pPr>
+              <w:spacing w:before="60" w:after="60"/>
+              <w:jc w:val="center"/>
+              <w:keepNext w:val="true"/>
+            </w:pPr>
+            <w:r/>
+            <w:r>
+              <w:rPr>
+                <w:rFonts w:ascii="Arial" w:hAnsi="Arial"/>
+                <w:b w:val="0"/>
+                <w:color w:val="30302F"/>
+                <w:sz w:val="20"/>
+              </w:rPr>
+              <w:t>32</w:t>
+            </w:r>
+          </w:p>
+        </w:tc>
+      </w:tr>
+      <w:tr>
+        <w:trPr>
+          <w:cantSplit w:val="true"/>
+        </w:trPr>
+        <w:tc>
+          <w:tcPr>
+            <w:tcW w:type="dxa" w:w="3298"/>
+            <w:shd w:fill="0A5455"/>
+          </w:tcPr>
+          <w:p>
+            <w:pPr>
+              <w:spacing w:before="60" w:after="60"/>
+            </w:pPr>
+            <w:r/>
+            <w:r>
+              <w:rPr>
+                <w:rFonts w:ascii="Arial" w:hAnsi="Arial"/>
+                <w:b/>
+                <w:color w:val="FFFFFF"/>
+                <w:sz w:val="20"/>
+              </w:rPr>
+              <w:t>Additions: managed restoration</w:t>
+            </w:r>
+          </w:p>
+        </w:tc>
+        <w:tc>
+          <w:tcPr>
+            <w:tcW w:type="dxa" w:w="1319"/>
+          </w:tcPr>
+          <w:p>
+            <w:pPr>
+              <w:spacing w:before="60" w:after="60"/>
+              <w:jc w:val="center"/>
+            </w:pPr>
+            <w:r/>
+            <w:r>
+              <w:rPr>
+                <w:rFonts w:ascii="Arial" w:hAnsi="Arial"/>
+                <w:b w:val="0"/>
+                <w:color w:val="30302F"/>
+                <w:sz w:val="20"/>
+              </w:rPr>
+              <w:t>0</w:t>
+            </w:r>
+          </w:p>
+        </w:tc>
+        <w:tc>
+          <w:tcPr>
+            <w:tcW w:type="dxa" w:w="1539"/>
+          </w:tcPr>
+          <w:p>
+            <w:pPr>
+              <w:spacing w:before="60" w:after="60"/>
+              <w:jc w:val="center"/>
+            </w:pPr>
+            <w:r/>
+            <w:r>
+              <w:rPr>
+                <w:rFonts w:ascii="Arial" w:hAnsi="Arial"/>
+                <w:b w:val="0"/>
+                <w:color w:val="30302F"/>
+                <w:sz w:val="20"/>
+              </w:rPr>
+              <w:t>0</w:t>
+            </w:r>
+          </w:p>
+        </w:tc>
+        <w:tc>
+          <w:tcPr>
+            <w:tcW w:type="dxa" w:w="989"/>
+          </w:tcPr>
+          <w:p>
+            <w:pPr>
+              <w:spacing w:before="60" w:after="60"/>
+              <w:jc w:val="center"/>
+            </w:pPr>
+            <w:r/>
+            <w:r>
+              <w:rPr>
+                <w:rFonts w:ascii="Arial" w:hAnsi="Arial"/>
+                <w:b w:val="0"/>
+                <w:color w:val="30302F"/>
+                <w:sz w:val="20"/>
+              </w:rPr>
+              <w:t>1</w:t>
+            </w:r>
+          </w:p>
+        </w:tc>
+        <w:tc>
+          <w:tcPr>
+            <w:tcW w:type="dxa" w:w="1649"/>
+          </w:tcPr>
+          <w:p>
+            <w:pPr>
+              <w:spacing w:before="60" w:after="60"/>
+              <w:jc w:val="center"/>
+            </w:pPr>
+            <w:r/>
+            <w:r>
+              <w:rPr>
+                <w:rFonts w:ascii="Arial" w:hAnsi="Arial"/>
+                <w:b w:val="0"/>
+                <w:color w:val="30302F"/>
+                <w:sz w:val="20"/>
+              </w:rPr>
+              <w:t>0</w:t>
+            </w:r>
+          </w:p>
+        </w:tc>
+        <w:tc>
+          <w:tcPr>
+            <w:tcW w:type="dxa" w:w="844"/>
+          </w:tcPr>
+          <w:p>
+            <w:pPr>
+              <w:spacing w:before="60" w:after="60"/>
+              <w:jc w:val="center"/>
+            </w:pPr>
+            <w:r/>
+            <w:r>
+              <w:rPr>
+                <w:rFonts w:ascii="Arial" w:hAnsi="Arial"/>
+                <w:b w:val="0"/>
+                <w:color w:val="30302F"/>
+                <w:sz w:val="20"/>
+              </w:rPr>
+              <w:t>1</w:t>
+            </w:r>
+          </w:p>
+        </w:tc>
+      </w:tr>
+      <w:tr>
+        <w:trPr>
+          <w:cantSplit w:val="true"/>
+        </w:trPr>
+        <w:tc>
+          <w:tcPr>
+            <w:tcW w:type="dxa" w:w="3298"/>
+            <w:shd w:fill="0A5455"/>
+          </w:tcPr>
+          <w:p>
+            <w:pPr>
+              <w:spacing w:before="60" w:after="60"/>
+            </w:pPr>
+            <w:r/>
+            <w:r>
+              <w:rPr>
+                <w:rFonts w:ascii="Arial" w:hAnsi="Arial"/>
+                <w:b/>
+                <w:color w:val="FFFFFF"/>
+                <w:sz w:val="20"/>
+              </w:rPr>
+              <w:t>Additions: reclassification</w:t>
+            </w:r>
+          </w:p>
+        </w:tc>
+        <w:tc>
+          <w:tcPr>
+            <w:tcW w:type="dxa" w:w="1319"/>
+          </w:tcPr>
+          <w:p>
+            <w:pPr>
+              <w:spacing w:before="60" w:after="60"/>
+              <w:jc w:val="center"/>
+            </w:pPr>
+            <w:r/>
+            <w:r>
+              <w:rPr>
+                <w:rFonts w:ascii="Arial" w:hAnsi="Arial"/>
+                <w:b w:val="0"/>
+                <w:color w:val="30302F"/>
+                <w:sz w:val="20"/>
+              </w:rPr>
+              <w:t>0</w:t>
+            </w:r>
+          </w:p>
+        </w:tc>
+        <w:tc>
+          <w:tcPr>
+            <w:tcW w:type="dxa" w:w="1539"/>
+          </w:tcPr>
+          <w:p>
+            <w:pPr>
+              <w:spacing w:before="60" w:after="60"/>
+              <w:jc w:val="center"/>
+            </w:pPr>
+            <w:r/>
+            <w:r>
+              <w:rPr>
+                <w:rFonts w:ascii="Arial" w:hAnsi="Arial"/>
+                <w:b w:val="0"/>
+                <w:color w:val="30302F"/>
+                <w:sz w:val="20"/>
+              </w:rPr>
+              <w:t>0</w:t>
+            </w:r>
+          </w:p>
+        </w:tc>
+        <w:tc>
+          <w:tcPr>
+            <w:tcW w:type="dxa" w:w="989"/>
+          </w:tcPr>
+          <w:p>
+            <w:pPr>
+              <w:spacing w:before="60" w:after="60"/>
+              <w:jc w:val="center"/>
+            </w:pPr>
+            <w:r/>
+            <w:r>
+              <w:rPr>
+                <w:rFonts w:ascii="Arial" w:hAnsi="Arial"/>
+                <w:b w:val="0"/>
+                <w:color w:val="30302F"/>
+                <w:sz w:val="20"/>
+              </w:rPr>
+              <w:t>0</w:t>
+            </w:r>
+          </w:p>
+        </w:tc>
+        <w:tc>
+          <w:tcPr>
+            <w:tcW w:type="dxa" w:w="1649"/>
+          </w:tcPr>
+          <w:p>
+            <w:pPr>
+              <w:spacing w:before="60" w:after="60"/>
+              <w:jc w:val="center"/>
+            </w:pPr>
+            <w:r/>
+            <w:r>
+              <w:rPr>
+                <w:rFonts w:ascii="Arial" w:hAnsi="Arial"/>
+                <w:b w:val="0"/>
+                <w:color w:val="30302F"/>
+                <w:sz w:val="20"/>
+              </w:rPr>
+              <w:t>0</w:t>
+            </w:r>
+          </w:p>
+        </w:tc>
+        <w:tc>
+          <w:tcPr>
+            <w:tcW w:type="dxa" w:w="844"/>
+          </w:tcPr>
+          <w:p>
+            <w:pPr>
+              <w:spacing w:before="60" w:after="60"/>
+              <w:jc w:val="center"/>
+            </w:pPr>
+            <w:r/>
+            <w:r>
+              <w:rPr>
+                <w:rFonts w:ascii="Arial" w:hAnsi="Arial"/>
+                <w:b w:val="0"/>
+                <w:color w:val="30302F"/>
+                <w:sz w:val="20"/>
+              </w:rPr>
+              <w:t>0</w:t>
+            </w:r>
+          </w:p>
+        </w:tc>
+      </w:tr>
+      <w:tr>
+        <w:trPr>
+          <w:cantSplit w:val="true"/>
+        </w:trPr>
+        <w:tc>
+          <w:tcPr>
+            <w:tcW w:type="dxa" w:w="3298"/>
+            <w:shd w:fill="0A5455"/>
+          </w:tcPr>
+          <w:p>
+            <w:pPr>
+              <w:spacing w:before="60" w:after="60"/>
+            </w:pPr>
+            <w:r/>
+            <w:r>
+              <w:rPr>
+                <w:rFonts w:ascii="Arial" w:hAnsi="Arial"/>
+                <w:b/>
+                <w:color w:val="FFFFFF"/>
+                <w:sz w:val="20"/>
+              </w:rPr>
+              <w:t>Total additions</w:t>
+            </w:r>
+          </w:p>
+        </w:tc>
+        <w:tc>
+          <w:tcPr>
+            <w:tcW w:type="dxa" w:w="1319"/>
+          </w:tcPr>
+          <w:p>
+            <w:pPr>
+              <w:spacing w:before="60" w:after="60"/>
+              <w:jc w:val="center"/>
+            </w:pPr>
+            <w:r/>
+            <w:r>
+              <w:rPr>
+                <w:rFonts w:ascii="Arial" w:hAnsi="Arial"/>
+                <w:b w:val="0"/>
+                <w:color w:val="30302F"/>
+                <w:sz w:val="20"/>
+              </w:rPr>
+              <w:t>0</w:t>
+            </w:r>
+          </w:p>
+        </w:tc>
+        <w:tc>
+          <w:tcPr>
+            <w:tcW w:type="dxa" w:w="1539"/>
+          </w:tcPr>
+          <w:p>
+            <w:pPr>
+              <w:spacing w:before="60" w:after="60"/>
+              <w:jc w:val="center"/>
+            </w:pPr>
+            <w:r/>
+            <w:r>
+              <w:rPr>
+                <w:rFonts w:ascii="Arial" w:hAnsi="Arial"/>
+                <w:b w:val="0"/>
+                <w:color w:val="30302F"/>
+                <w:sz w:val="20"/>
+              </w:rPr>
+              <w:t>32</w:t>
+            </w:r>
+          </w:p>
+        </w:tc>
+        <w:tc>
+          <w:tcPr>
+            <w:tcW w:type="dxa" w:w="989"/>
+          </w:tcPr>
+          <w:p>
+            <w:pPr>
+              <w:spacing w:before="60" w:after="60"/>
+              <w:jc w:val="center"/>
+            </w:pPr>
+            <w:r/>
+            <w:r>
+              <w:rPr>
+                <w:rFonts w:ascii="Arial" w:hAnsi="Arial"/>
+                <w:b w:val="0"/>
+                <w:color w:val="30302F"/>
+                <w:sz w:val="20"/>
+              </w:rPr>
+              <w:t>1</w:t>
+            </w:r>
+          </w:p>
+        </w:tc>
+        <w:tc>
+          <w:tcPr>
+            <w:tcW w:type="dxa" w:w="1649"/>
+          </w:tcPr>
+          <w:p>
+            <w:pPr>
+              <w:spacing w:before="60" w:after="60"/>
+              <w:jc w:val="center"/>
+            </w:pPr>
+            <w:r/>
+            <w:r>
+              <w:rPr>
+                <w:rFonts w:ascii="Arial" w:hAnsi="Arial"/>
+                <w:b w:val="0"/>
+                <w:color w:val="30302F"/>
+                <w:sz w:val="20"/>
+              </w:rPr>
+              <w:t>0</w:t>
+            </w:r>
+          </w:p>
+        </w:tc>
+        <w:tc>
+          <w:tcPr>
+            <w:tcW w:type="dxa" w:w="844"/>
+          </w:tcPr>
+          <w:p>
+            <w:pPr>
+              <w:spacing w:before="60" w:after="60"/>
+              <w:jc w:val="center"/>
+            </w:pPr>
+            <w:r/>
+            <w:r>
+              <w:rPr>
+                <w:rFonts w:ascii="Arial" w:hAnsi="Arial"/>
+                <w:b w:val="0"/>
+                <w:color w:val="30302F"/>
+                <w:sz w:val="20"/>
+              </w:rPr>
+              <w:t>33</w:t>
+            </w:r>
+          </w:p>
+        </w:tc>
+      </w:tr>
+      <w:tr>
+        <w:trPr>
+          <w:cantSplit w:val="true"/>
+        </w:trPr>
+        <w:tc>
+          <w:tcPr>
+            <w:tcW w:type="dxa" w:w="3298"/>
+            <w:shd w:fill="0A5455"/>
+          </w:tcPr>
+          <w:p>
+            <w:pPr>
+              <w:spacing w:before="60" w:after="60"/>
+            </w:pPr>
+            <w:r/>
+            <w:r>
+              <w:rPr>
+                <w:rFonts w:ascii="Arial" w:hAnsi="Arial"/>
+                <w:b/>
+                <w:color w:val="FFFFFF"/>
+                <w:sz w:val="20"/>
+              </w:rPr>
+              <w:t>Reductions: natural reduction</w:t>
+            </w:r>
+          </w:p>
+        </w:tc>
+        <w:tc>
+          <w:tcPr>
+            <w:tcW w:type="dxa" w:w="1319"/>
+          </w:tcPr>
+          <w:p>
+            <w:pPr>
+              <w:spacing w:before="60" w:after="60"/>
+              <w:jc w:val="center"/>
+            </w:pPr>
+            <w:r/>
+            <w:r>
+              <w:rPr>
+                <w:rFonts w:ascii="Arial" w:hAnsi="Arial"/>
+                <w:b w:val="0"/>
+                <w:color w:val="30302F"/>
+                <w:sz w:val="20"/>
+              </w:rPr>
+              <w:t>-18</w:t>
+            </w:r>
+          </w:p>
+        </w:tc>
+        <w:tc>
+          <w:tcPr>
+            <w:tcW w:type="dxa" w:w="1539"/>
+          </w:tcPr>
+          <w:p>
+            <w:pPr>
+              <w:spacing w:before="60" w:after="60"/>
+              <w:jc w:val="center"/>
+            </w:pPr>
+            <w:r/>
+            <w:r>
+              <w:rPr>
+                <w:rFonts w:ascii="Arial" w:hAnsi="Arial"/>
+                <w:b w:val="0"/>
+                <w:color w:val="30302F"/>
+                <w:sz w:val="20"/>
+              </w:rPr>
+              <w:t>-12</w:t>
+            </w:r>
+          </w:p>
+        </w:tc>
+        <w:tc>
+          <w:tcPr>
+            <w:tcW w:type="dxa" w:w="989"/>
+          </w:tcPr>
+          <w:p>
+            <w:pPr>
+              <w:spacing w:before="60" w:after="60"/>
+              <w:jc w:val="center"/>
+            </w:pPr>
+            <w:r/>
+            <w:r>
+              <w:rPr>
+                <w:rFonts w:ascii="Arial" w:hAnsi="Arial"/>
+                <w:b w:val="0"/>
+                <w:color w:val="30302F"/>
+                <w:sz w:val="20"/>
+              </w:rPr>
+              <w:t>0</w:t>
+            </w:r>
+          </w:p>
+        </w:tc>
+        <w:tc>
+          <w:tcPr>
+            <w:tcW w:type="dxa" w:w="1649"/>
+          </w:tcPr>
+          <w:p>
+            <w:pPr>
+              <w:spacing w:before="60" w:after="60"/>
+              <w:jc w:val="center"/>
+            </w:pPr>
+            <w:r/>
+            <w:r>
+              <w:rPr>
+                <w:rFonts w:ascii="Arial" w:hAnsi="Arial"/>
+                <w:b w:val="0"/>
+                <w:color w:val="30302F"/>
+                <w:sz w:val="20"/>
+              </w:rPr>
+              <w:t>0</w:t>
+            </w:r>
+          </w:p>
+        </w:tc>
+        <w:tc>
+          <w:tcPr>
+            <w:tcW w:type="dxa" w:w="844"/>
+          </w:tcPr>
+          <w:p>
+            <w:pPr>
+              <w:spacing w:before="60" w:after="60"/>
+              <w:jc w:val="center"/>
+            </w:pPr>
+            <w:r/>
+            <w:r>
+              <w:rPr>
+                <w:rFonts w:ascii="Arial" w:hAnsi="Arial"/>
+                <w:b w:val="0"/>
+                <w:color w:val="30302F"/>
+                <w:sz w:val="20"/>
+              </w:rPr>
+              <w:t>-30</w:t>
+            </w:r>
+          </w:p>
+        </w:tc>
+      </w:tr>
+      <w:tr>
+        <w:trPr>
+          <w:cantSplit w:val="true"/>
+        </w:trPr>
+        <w:tc>
+          <w:tcPr>
+            <w:tcW w:type="dxa" w:w="3298"/>
+            <w:shd w:fill="0A5455"/>
+          </w:tcPr>
+          <w:p>
+            <w:pPr>
+              <w:spacing w:before="60" w:after="60"/>
+            </w:pPr>
+            <w:r/>
+            <w:r>
+              <w:rPr>
+                <w:rFonts w:ascii="Arial" w:hAnsi="Arial"/>
+                <w:b/>
+                <w:color w:val="FFFFFF"/>
+                <w:sz w:val="20"/>
+              </w:rPr>
+              <w:t>Reductions: managed conversion</w:t>
+            </w:r>
+          </w:p>
+        </w:tc>
+        <w:tc>
+          <w:tcPr>
+            <w:tcW w:type="dxa" w:w="1319"/>
+          </w:tcPr>
+          <w:p>
+            <w:pPr>
+              <w:spacing w:before="60" w:after="60"/>
+              <w:jc w:val="center"/>
+            </w:pPr>
+            <w:r/>
+            <w:r>
+              <w:rPr>
+                <w:rFonts w:ascii="Arial" w:hAnsi="Arial"/>
+                <w:b w:val="0"/>
+                <w:color w:val="30302F"/>
+                <w:sz w:val="20"/>
+              </w:rPr>
+              <w:t>-7</w:t>
+            </w:r>
+          </w:p>
+        </w:tc>
+        <w:tc>
+          <w:tcPr>
+            <w:tcW w:type="dxa" w:w="1539"/>
+          </w:tcPr>
+          <w:p>
+            <w:pPr>
+              <w:spacing w:before="60" w:after="60"/>
+              <w:jc w:val="center"/>
+            </w:pPr>
+            <w:r/>
+            <w:r>
+              <w:rPr>
+                <w:rFonts w:ascii="Arial" w:hAnsi="Arial"/>
+                <w:b w:val="0"/>
+                <w:color w:val="30302F"/>
+                <w:sz w:val="20"/>
+              </w:rPr>
+              <w:t>-20</w:t>
+            </w:r>
+          </w:p>
+        </w:tc>
+        <w:tc>
+          <w:tcPr>
+            <w:tcW w:type="dxa" w:w="989"/>
+          </w:tcPr>
+          <w:p>
+            <w:pPr>
+              <w:spacing w:before="60" w:after="60"/>
+              <w:jc w:val="center"/>
+            </w:pPr>
+            <w:r/>
+            <w:r>
+              <w:rPr>
+                <w:rFonts w:ascii="Arial" w:hAnsi="Arial"/>
+                <w:b w:val="0"/>
+                <w:color w:val="30302F"/>
+                <w:sz w:val="20"/>
+              </w:rPr>
+              <w:t>-1</w:t>
+            </w:r>
+          </w:p>
+        </w:tc>
+        <w:tc>
+          <w:tcPr>
+            <w:tcW w:type="dxa" w:w="1649"/>
+          </w:tcPr>
+          <w:p>
+            <w:pPr>
+              <w:spacing w:before="60" w:after="60"/>
+              <w:jc w:val="center"/>
+            </w:pPr>
+            <w:r/>
+            <w:r>
+              <w:rPr>
+                <w:rFonts w:ascii="Arial" w:hAnsi="Arial"/>
+                <w:b w:val="0"/>
+                <w:color w:val="30302F"/>
+                <w:sz w:val="20"/>
+              </w:rPr>
+              <w:t>0</w:t>
+            </w:r>
+          </w:p>
+        </w:tc>
+        <w:tc>
+          <w:tcPr>
+            <w:tcW w:type="dxa" w:w="844"/>
+          </w:tcPr>
+          <w:p>
+            <w:pPr>
+              <w:spacing w:before="60" w:after="60"/>
+              <w:jc w:val="center"/>
+            </w:pPr>
+            <w:r/>
+            <w:r>
+              <w:rPr>
+                <w:rFonts w:ascii="Arial" w:hAnsi="Arial"/>
+                <w:b w:val="0"/>
+                <w:color w:val="30302F"/>
+                <w:sz w:val="20"/>
+              </w:rPr>
+              <w:t>-28</w:t>
+            </w:r>
+          </w:p>
+        </w:tc>
+      </w:tr>
+      <w:tr>
+        <w:trPr>
+          <w:cantSplit w:val="true"/>
+        </w:trPr>
+        <w:tc>
+          <w:tcPr>
+            <w:tcW w:type="dxa" w:w="3298"/>
+            <w:shd w:fill="0A5455"/>
+          </w:tcPr>
+          <w:p>
+            <w:pPr>
+              <w:spacing w:before="60" w:after="60"/>
+            </w:pPr>
+            <w:r/>
+            <w:r>
+              <w:rPr>
+                <w:rFonts w:ascii="Arial" w:hAnsi="Arial"/>
+                <w:b/>
+                <w:color w:val="FFFFFF"/>
+                <w:sz w:val="20"/>
+              </w:rPr>
+              <w:t>Reductions: reclassification</w:t>
+            </w:r>
+          </w:p>
+        </w:tc>
+        <w:tc>
+          <w:tcPr>
+            <w:tcW w:type="dxa" w:w="1319"/>
+          </w:tcPr>
+          <w:p>
+            <w:pPr>
+              <w:spacing w:before="60" w:after="60"/>
+              <w:jc w:val="center"/>
+            </w:pPr>
+            <w:r/>
+            <w:r>
+              <w:rPr>
+                <w:rFonts w:ascii="Arial" w:hAnsi="Arial"/>
+                <w:b w:val="0"/>
+                <w:color w:val="30302F"/>
+                <w:sz w:val="20"/>
+              </w:rPr>
+              <w:t>0</w:t>
+            </w:r>
+          </w:p>
+        </w:tc>
+        <w:tc>
+          <w:tcPr>
+            <w:tcW w:type="dxa" w:w="1539"/>
+          </w:tcPr>
+          <w:p>
+            <w:pPr>
+              <w:spacing w:before="60" w:after="60"/>
+              <w:jc w:val="center"/>
+            </w:pPr>
+            <w:r/>
+            <w:r>
+              <w:rPr>
+                <w:rFonts w:ascii="Arial" w:hAnsi="Arial"/>
+                <w:b w:val="0"/>
+                <w:color w:val="30302F"/>
+                <w:sz w:val="20"/>
+              </w:rPr>
+              <w:t>0</w:t>
+            </w:r>
+          </w:p>
+        </w:tc>
+        <w:tc>
+          <w:tcPr>
+            <w:tcW w:type="dxa" w:w="989"/>
+          </w:tcPr>
+          <w:p>
+            <w:pPr>
+              <w:spacing w:before="60" w:after="60"/>
+              <w:jc w:val="center"/>
+            </w:pPr>
+            <w:r/>
+            <w:r>
+              <w:rPr>
+                <w:rFonts w:ascii="Arial" w:hAnsi="Arial"/>
+                <w:b w:val="0"/>
+                <w:color w:val="30302F"/>
+                <w:sz w:val="20"/>
+              </w:rPr>
+              <w:t>0</w:t>
+            </w:r>
+          </w:p>
+        </w:tc>
+        <w:tc>
+          <w:tcPr>
+            <w:tcW w:type="dxa" w:w="1649"/>
+          </w:tcPr>
+          <w:p>
+            <w:pPr>
+              <w:spacing w:before="60" w:after="60"/>
+              <w:jc w:val="center"/>
+            </w:pPr>
+            <w:r/>
+            <w:r>
+              <w:rPr>
+                <w:rFonts w:ascii="Arial" w:hAnsi="Arial"/>
+                <w:b w:val="0"/>
+                <w:color w:val="30302F"/>
+                <w:sz w:val="20"/>
+              </w:rPr>
+              <w:t>0</w:t>
+            </w:r>
+          </w:p>
+        </w:tc>
+        <w:tc>
+          <w:tcPr>
+            <w:tcW w:type="dxa" w:w="844"/>
+          </w:tcPr>
+          <w:p>
+            <w:pPr>
+              <w:spacing w:before="60" w:after="60"/>
+              <w:jc w:val="center"/>
+            </w:pPr>
+            <w:r/>
+            <w:r>
+              <w:rPr>
+                <w:rFonts w:ascii="Arial" w:hAnsi="Arial"/>
+                <w:b w:val="0"/>
+                <w:color w:val="30302F"/>
+                <w:sz w:val="20"/>
+              </w:rPr>
+              <w:t>0</w:t>
+            </w:r>
+          </w:p>
+        </w:tc>
+      </w:tr>
+      <w:tr>
+        <w:trPr>
+          <w:cantSplit w:val="true"/>
+        </w:trPr>
+        <w:tc>
+          <w:tcPr>
+            <w:tcW w:type="dxa" w:w="3298"/>
+            <w:shd w:fill="0A5455"/>
+          </w:tcPr>
+          <w:p>
+            <w:pPr>
+              <w:spacing w:before="60" w:after="60"/>
+            </w:pPr>
+            <w:r/>
+            <w:r>
+              <w:rPr>
+                <w:rFonts w:ascii="Arial" w:hAnsi="Arial"/>
+                <w:b/>
+                <w:color w:val="FFFFFF"/>
+                <w:sz w:val="20"/>
+              </w:rPr>
+              <w:t>Total reductions</w:t>
+            </w:r>
+          </w:p>
+        </w:tc>
+        <w:tc>
+          <w:tcPr>
+            <w:tcW w:type="dxa" w:w="1319"/>
+          </w:tcPr>
+          <w:p>
+            <w:pPr>
+              <w:spacing w:before="60" w:after="60"/>
+              <w:jc w:val="center"/>
+            </w:pPr>
+            <w:r/>
+            <w:r>
+              <w:rPr>
+                <w:rFonts w:ascii="Arial" w:hAnsi="Arial"/>
+                <w:b w:val="0"/>
+                <w:color w:val="30302F"/>
+                <w:sz w:val="20"/>
+              </w:rPr>
+              <w:t>-25</w:t>
+            </w:r>
+          </w:p>
+        </w:tc>
+        <w:tc>
+          <w:tcPr>
+            <w:tcW w:type="dxa" w:w="1539"/>
+          </w:tcPr>
+          <w:p>
+            <w:pPr>
+              <w:spacing w:before="60" w:after="60"/>
+              <w:jc w:val="center"/>
+            </w:pPr>
+            <w:r/>
+            <w:r>
+              <w:rPr>
+                <w:rFonts w:ascii="Arial" w:hAnsi="Arial"/>
+                <w:b w:val="0"/>
+                <w:color w:val="30302F"/>
+                <w:sz w:val="20"/>
+              </w:rPr>
+              <w:t>-32</w:t>
+            </w:r>
+          </w:p>
+        </w:tc>
+        <w:tc>
+          <w:tcPr>
+            <w:tcW w:type="dxa" w:w="989"/>
+          </w:tcPr>
+          <w:p>
+            <w:pPr>
+              <w:spacing w:before="60" w:after="60"/>
+              <w:jc w:val="center"/>
+            </w:pPr>
+            <w:r/>
+            <w:r>
+              <w:rPr>
+                <w:rFonts w:ascii="Arial" w:hAnsi="Arial"/>
+                <w:b w:val="0"/>
+                <w:color w:val="30302F"/>
+                <w:sz w:val="20"/>
+              </w:rPr>
+              <w:t>-1</w:t>
+            </w:r>
+          </w:p>
+        </w:tc>
+        <w:tc>
+          <w:tcPr>
+            <w:tcW w:type="dxa" w:w="1649"/>
+          </w:tcPr>
+          <w:p>
+            <w:pPr>
+              <w:spacing w:before="60" w:after="60"/>
+              <w:jc w:val="center"/>
+            </w:pPr>
+            <w:r/>
+            <w:r>
+              <w:rPr>
+                <w:rFonts w:ascii="Arial" w:hAnsi="Arial"/>
+                <w:b w:val="0"/>
+                <w:color w:val="30302F"/>
+                <w:sz w:val="20"/>
+              </w:rPr>
+              <w:t>0</w:t>
+            </w:r>
+          </w:p>
+        </w:tc>
+        <w:tc>
+          <w:tcPr>
+            <w:tcW w:type="dxa" w:w="844"/>
+          </w:tcPr>
+          <w:p>
+            <w:pPr>
+              <w:spacing w:before="60" w:after="60"/>
+              <w:jc w:val="center"/>
+            </w:pPr>
+            <w:r/>
+            <w:r>
+              <w:rPr>
+                <w:rFonts w:ascii="Arial" w:hAnsi="Arial"/>
+                <w:b w:val="0"/>
+                <w:color w:val="30302F"/>
+                <w:sz w:val="20"/>
+              </w:rPr>
+              <w:t>-58</w:t>
+            </w:r>
+          </w:p>
+        </w:tc>
+      </w:tr>
+      <w:tr>
+        <w:trPr>
+          <w:cantSplit w:val="true"/>
+        </w:trPr>
+        <w:tc>
+          <w:tcPr>
+            <w:tcW w:type="dxa" w:w="3298"/>
+            <w:shd w:fill="0A5455"/>
+          </w:tcPr>
+          <w:p>
+            <w:pPr>
+              <w:spacing w:before="60" w:after="60"/>
+            </w:pPr>
+            <w:r/>
+            <w:r>
+              <w:rPr>
+                <w:rFonts w:ascii="Arial" w:hAnsi="Arial"/>
+                <w:b/>
+                <w:color w:val="FFFFFF"/>
+                <w:sz w:val="20"/>
+              </w:rPr>
+              <w:t>Net change</w:t>
+            </w:r>
+          </w:p>
+        </w:tc>
+        <w:tc>
+          <w:tcPr>
+            <w:tcW w:type="dxa" w:w="1319"/>
+          </w:tcPr>
+          <w:p>
+            <w:pPr>
+              <w:spacing w:before="60" w:after="60"/>
+              <w:jc w:val="center"/>
+            </w:pPr>
+            <w:r/>
+            <w:r>
+              <w:rPr>
+                <w:rFonts w:ascii="Arial" w:hAnsi="Arial"/>
+                <w:b w:val="0"/>
+                <w:color w:val="30302F"/>
+                <w:sz w:val="20"/>
+              </w:rPr>
+              <w:t>-25</w:t>
+            </w:r>
+          </w:p>
+        </w:tc>
+        <w:tc>
+          <w:tcPr>
+            <w:tcW w:type="dxa" w:w="1539"/>
+          </w:tcPr>
+          <w:p>
+            <w:pPr>
+              <w:spacing w:before="60" w:after="60"/>
+              <w:jc w:val="center"/>
+            </w:pPr>
+            <w:r/>
+            <w:r>
+              <w:rPr>
+                <w:rFonts w:ascii="Arial" w:hAnsi="Arial"/>
+                <w:b w:val="0"/>
+                <w:color w:val="30302F"/>
+                <w:sz w:val="20"/>
+              </w:rPr>
+              <w:t>0</w:t>
+            </w:r>
+          </w:p>
+        </w:tc>
+        <w:tc>
+          <w:tcPr>
+            <w:tcW w:type="dxa" w:w="989"/>
+          </w:tcPr>
+          <w:p>
+            <w:pPr>
+              <w:spacing w:before="60" w:after="60"/>
+              <w:jc w:val="center"/>
+            </w:pPr>
+            <w:r/>
+            <w:r>
+              <w:rPr>
+                <w:rFonts w:ascii="Arial" w:hAnsi="Arial"/>
+                <w:b w:val="0"/>
+                <w:color w:val="30302F"/>
+                <w:sz w:val="20"/>
+              </w:rPr>
+              <w:t>0</w:t>
+            </w:r>
+          </w:p>
+        </w:tc>
+        <w:tc>
+          <w:tcPr>
+            <w:tcW w:type="dxa" w:w="1649"/>
+          </w:tcPr>
+          <w:p>
+            <w:pPr>
+              <w:spacing w:before="60" w:after="60"/>
+              <w:jc w:val="center"/>
+            </w:pPr>
+            <w:r/>
+            <w:r>
+              <w:rPr>
+                <w:rFonts w:ascii="Arial" w:hAnsi="Arial"/>
+                <w:b w:val="0"/>
+                <w:color w:val="30302F"/>
+                <w:sz w:val="20"/>
+              </w:rPr>
+              <w:t>+25</w:t>
+            </w:r>
+          </w:p>
+        </w:tc>
+        <w:tc>
+          <w:tcPr>
+            <w:tcW w:type="dxa" w:w="844"/>
+          </w:tcPr>
+          <w:p>
+            <w:pPr>
+              <w:spacing w:before="60" w:after="60"/>
+              <w:jc w:val="center"/>
+            </w:pPr>
+            <w:r/>
+            <w:r>
+              <w:rPr>
+                <w:rFonts w:ascii="Arial" w:hAnsi="Arial"/>
+                <w:b w:val="0"/>
+                <w:color w:val="30302F"/>
+                <w:sz w:val="20"/>
+              </w:rPr>
+              <w:t>0</w:t>
+            </w:r>
+          </w:p>
+        </w:tc>
+      </w:tr>
+      <w:tr>
+        <w:trPr>
+          <w:cantSplit w:val="true"/>
+        </w:trPr>
+        <w:tc>
+          <w:tcPr>
+            <w:tcW w:type="dxa" w:w="3298"/>
+            <w:shd w:fill="0A5455"/>
+          </w:tcPr>
+          <w:p>
+            <w:pPr>
+              <w:spacing w:before="60" w:after="60"/>
+            </w:pPr>
+            <w:r/>
+            <w:r>
+              <w:rPr>
+                <w:rFonts w:ascii="Arial" w:hAnsi="Arial"/>
+                <w:b/>
+                <w:color w:val="FFFFFF"/>
+                <w:sz w:val="20"/>
+              </w:rPr>
+              <w:t>Closing extent (2020)</w:t>
+            </w:r>
+          </w:p>
+        </w:tc>
+        <w:tc>
+          <w:tcPr>
+            <w:tcW w:type="dxa" w:w="1319"/>
+          </w:tcPr>
+          <w:p>
+            <w:pPr>
+              <w:spacing w:before="60" w:after="60"/>
+              <w:jc w:val="center"/>
+            </w:pPr>
+            <w:r/>
+            <w:r>
+              <w:rPr>
+                <w:rFonts w:ascii="Arial" w:hAnsi="Arial"/>
+                <w:b w:val="0"/>
+                <w:color w:val="30302F"/>
+                <w:sz w:val="20"/>
+              </w:rPr>
+              <w:t>7,395</w:t>
+            </w:r>
+          </w:p>
+        </w:tc>
+        <w:tc>
+          <w:tcPr>
+            <w:tcW w:type="dxa" w:w="1539"/>
           </w:tcPr>
           <w:p>
             <w:pPr>
@@ -276,7 +1612,7 @@
         </w:tc>
         <w:tc>
           <w:tcPr>
-            <w:tcW w:type="dxa" w:w="2357"/>
+            <w:tcW w:type="dxa" w:w="989"/>
           </w:tcPr>
           <w:p>
             <w:pPr>
@@ -297,1287 +1633,7 @@
         </w:tc>
         <w:tc>
           <w:tcPr>
-            <w:tcW w:type="dxa" w:w="2357"/>
-          </w:tcPr>
-          <w:p>
-            <w:pPr>
-              <w:spacing w:before="60" w:after="60"/>
-              <w:jc w:val="center"/>
-            </w:pPr>
-            <w:r/>
-            <w:r>
-              <w:rPr>
-                <w:rFonts w:ascii="Arial" w:hAnsi="Arial"/>
-                <w:b w:val="0"/>
-                <w:color w:val="30302F"/>
-                <w:sz w:val="20"/>
-              </w:rPr>
-              <w:t>149,653</w:t>
-            </w:r>
-          </w:p>
-        </w:tc>
-        <w:tc>
-          <w:tcPr>
-            <w:tcW w:type="dxa" w:w="2357"/>
-          </w:tcPr>
-          <w:p>
-            <w:pPr>
-              <w:spacing w:before="60" w:after="60"/>
-              <w:jc w:val="center"/>
-            </w:pPr>
-            <w:r/>
-            <w:r>
-              <w:rPr>
-                <w:rFonts w:ascii="Arial" w:hAnsi="Arial"/>
-                <w:b w:val="0"/>
-                <w:color w:val="30302F"/>
-                <w:sz w:val="20"/>
-              </w:rPr>
-              <w:t>161,948</w:t>
-            </w:r>
-          </w:p>
-        </w:tc>
-      </w:tr>
-      <w:tr>
-        <w:tc>
-          <w:tcPr>
-            <w:tcW w:type="dxa" w:w="2357"/>
-            <w:shd w:fill="0A5455"/>
-          </w:tcPr>
-          <w:p>
-            <w:pPr>
-              <w:spacing w:before="60" w:after="60"/>
-            </w:pPr>
-            <w:r/>
-            <w:r>
-              <w:rPr>
-                <w:rFonts w:ascii="Arial" w:hAnsi="Arial"/>
-                <w:b/>
-                <w:color w:val="FFFFFF"/>
-                <w:sz w:val="20"/>
-              </w:rPr>
-              <w:t>Additions: natural expansion</w:t>
-            </w:r>
-          </w:p>
-        </w:tc>
-        <w:tc>
-          <w:tcPr>
-            <w:tcW w:type="dxa" w:w="2357"/>
-          </w:tcPr>
-          <w:p>
-            <w:pPr>
-              <w:spacing w:before="60" w:after="60"/>
-              <w:jc w:val="center"/>
-            </w:pPr>
-            <w:r/>
-            <w:r>
-              <w:rPr>
-                <w:rFonts w:ascii="Arial" w:hAnsi="Arial"/>
-                <w:b w:val="0"/>
-                <w:color w:val="30302F"/>
-                <w:sz w:val="20"/>
-              </w:rPr>
-              <w:t>0</w:t>
-            </w:r>
-          </w:p>
-        </w:tc>
-        <w:tc>
-          <w:tcPr>
-            <w:tcW w:type="dxa" w:w="2357"/>
-          </w:tcPr>
-          <w:p>
-            <w:pPr>
-              <w:spacing w:before="60" w:after="60"/>
-              <w:jc w:val="center"/>
-            </w:pPr>
-            <w:r/>
-            <w:r>
-              <w:rPr>
-                <w:rFonts w:ascii="Arial" w:hAnsi="Arial"/>
-                <w:b w:val="0"/>
-                <w:color w:val="30302F"/>
-                <w:sz w:val="20"/>
-              </w:rPr>
-              <w:t>32</w:t>
-            </w:r>
-          </w:p>
-        </w:tc>
-        <w:tc>
-          <w:tcPr>
-            <w:tcW w:type="dxa" w:w="2357"/>
-          </w:tcPr>
-          <w:p>
-            <w:pPr>
-              <w:spacing w:before="60" w:after="60"/>
-              <w:jc w:val="center"/>
-            </w:pPr>
-            <w:r/>
-            <w:r>
-              <w:rPr>
-                <w:rFonts w:ascii="Arial" w:hAnsi="Arial"/>
-                <w:b w:val="0"/>
-                <w:color w:val="30302F"/>
-                <w:sz w:val="20"/>
-              </w:rPr>
-              <w:t>0</w:t>
-            </w:r>
-          </w:p>
-        </w:tc>
-        <w:tc>
-          <w:tcPr>
-            <w:tcW w:type="dxa" w:w="2357"/>
-          </w:tcPr>
-          <w:p>
-            <w:pPr>
-              <w:spacing w:before="60" w:after="60"/>
-              <w:jc w:val="center"/>
-            </w:pPr>
-            <w:r/>
-            <w:r>
-              <w:rPr>
-                <w:rFonts w:ascii="Arial" w:hAnsi="Arial"/>
-                <w:b w:val="0"/>
-                <w:color w:val="30302F"/>
-                <w:sz w:val="20"/>
-              </w:rPr>
-              <w:t>0</w:t>
-            </w:r>
-          </w:p>
-        </w:tc>
-        <w:tc>
-          <w:tcPr>
-            <w:tcW w:type="dxa" w:w="2357"/>
-          </w:tcPr>
-          <w:p>
-            <w:pPr>
-              <w:spacing w:before="60" w:after="60"/>
-              <w:jc w:val="center"/>
-            </w:pPr>
-            <w:r/>
-            <w:r>
-              <w:rPr>
-                <w:rFonts w:ascii="Arial" w:hAnsi="Arial"/>
-                <w:b w:val="0"/>
-                <w:color w:val="30302F"/>
-                <w:sz w:val="20"/>
-              </w:rPr>
-              <w:t>32</w:t>
-            </w:r>
-          </w:p>
-        </w:tc>
-      </w:tr>
-      <w:tr>
-        <w:tc>
-          <w:tcPr>
-            <w:tcW w:type="dxa" w:w="2357"/>
-            <w:shd w:fill="0A5455"/>
-          </w:tcPr>
-          <w:p>
-            <w:pPr>
-              <w:spacing w:before="60" w:after="60"/>
-            </w:pPr>
-            <w:r/>
-            <w:r>
-              <w:rPr>
-                <w:rFonts w:ascii="Arial" w:hAnsi="Arial"/>
-                <w:b/>
-                <w:color w:val="FFFFFF"/>
-                <w:sz w:val="20"/>
-              </w:rPr>
-              <w:t>Additions: managed restoration</w:t>
-            </w:r>
-          </w:p>
-        </w:tc>
-        <w:tc>
-          <w:tcPr>
-            <w:tcW w:type="dxa" w:w="2357"/>
-          </w:tcPr>
-          <w:p>
-            <w:pPr>
-              <w:spacing w:before="60" w:after="60"/>
-              <w:jc w:val="center"/>
-            </w:pPr>
-            <w:r/>
-            <w:r>
-              <w:rPr>
-                <w:rFonts w:ascii="Arial" w:hAnsi="Arial"/>
-                <w:b w:val="0"/>
-                <w:color w:val="30302F"/>
-                <w:sz w:val="20"/>
-              </w:rPr>
-              <w:t>0</w:t>
-            </w:r>
-          </w:p>
-        </w:tc>
-        <w:tc>
-          <w:tcPr>
-            <w:tcW w:type="dxa" w:w="2357"/>
-          </w:tcPr>
-          <w:p>
-            <w:pPr>
-              <w:spacing w:before="60" w:after="60"/>
-              <w:jc w:val="center"/>
-            </w:pPr>
-            <w:r/>
-            <w:r>
-              <w:rPr>
-                <w:rFonts w:ascii="Arial" w:hAnsi="Arial"/>
-                <w:b w:val="0"/>
-                <w:color w:val="30302F"/>
-                <w:sz w:val="20"/>
-              </w:rPr>
-              <w:t>0</w:t>
-            </w:r>
-          </w:p>
-        </w:tc>
-        <w:tc>
-          <w:tcPr>
-            <w:tcW w:type="dxa" w:w="2357"/>
-          </w:tcPr>
-          <w:p>
-            <w:pPr>
-              <w:spacing w:before="60" w:after="60"/>
-              <w:jc w:val="center"/>
-            </w:pPr>
-            <w:r/>
-            <w:r>
-              <w:rPr>
-                <w:rFonts w:ascii="Arial" w:hAnsi="Arial"/>
-                <w:b w:val="0"/>
-                <w:color w:val="30302F"/>
-                <w:sz w:val="20"/>
-              </w:rPr>
-              <w:t>1</w:t>
-            </w:r>
-          </w:p>
-        </w:tc>
-        <w:tc>
-          <w:tcPr>
-            <w:tcW w:type="dxa" w:w="2357"/>
-          </w:tcPr>
-          <w:p>
-            <w:pPr>
-              <w:spacing w:before="60" w:after="60"/>
-              <w:jc w:val="center"/>
-            </w:pPr>
-            <w:r/>
-            <w:r>
-              <w:rPr>
-                <w:rFonts w:ascii="Arial" w:hAnsi="Arial"/>
-                <w:b w:val="0"/>
-                <w:color w:val="30302F"/>
-                <w:sz w:val="20"/>
-              </w:rPr>
-              <w:t>0</w:t>
-            </w:r>
-          </w:p>
-        </w:tc>
-        <w:tc>
-          <w:tcPr>
-            <w:tcW w:type="dxa" w:w="2357"/>
-          </w:tcPr>
-          <w:p>
-            <w:pPr>
-              <w:spacing w:before="60" w:after="60"/>
-              <w:jc w:val="center"/>
-            </w:pPr>
-            <w:r/>
-            <w:r>
-              <w:rPr>
-                <w:rFonts w:ascii="Arial" w:hAnsi="Arial"/>
-                <w:b w:val="0"/>
-                <w:color w:val="30302F"/>
-                <w:sz w:val="20"/>
-              </w:rPr>
-              <w:t>1</w:t>
-            </w:r>
-          </w:p>
-        </w:tc>
-      </w:tr>
-      <w:tr>
-        <w:tc>
-          <w:tcPr>
-            <w:tcW w:type="dxa" w:w="2357"/>
-            <w:shd w:fill="0A5455"/>
-          </w:tcPr>
-          <w:p>
-            <w:pPr>
-              <w:spacing w:before="60" w:after="60"/>
-            </w:pPr>
-            <w:r/>
-            <w:r>
-              <w:rPr>
-                <w:rFonts w:ascii="Arial" w:hAnsi="Arial"/>
-                <w:b/>
-                <w:color w:val="FFFFFF"/>
-                <w:sz w:val="20"/>
-              </w:rPr>
-              <w:t>Additions: reclassification</w:t>
-            </w:r>
-          </w:p>
-        </w:tc>
-        <w:tc>
-          <w:tcPr>
-            <w:tcW w:type="dxa" w:w="2357"/>
-          </w:tcPr>
-          <w:p>
-            <w:pPr>
-              <w:spacing w:before="60" w:after="60"/>
-              <w:jc w:val="center"/>
-            </w:pPr>
-            <w:r/>
-            <w:r>
-              <w:rPr>
-                <w:rFonts w:ascii="Arial" w:hAnsi="Arial"/>
-                <w:b w:val="0"/>
-                <w:color w:val="30302F"/>
-                <w:sz w:val="20"/>
-              </w:rPr>
-              <w:t>0</w:t>
-            </w:r>
-          </w:p>
-        </w:tc>
-        <w:tc>
-          <w:tcPr>
-            <w:tcW w:type="dxa" w:w="2357"/>
-          </w:tcPr>
-          <w:p>
-            <w:pPr>
-              <w:spacing w:before="60" w:after="60"/>
-              <w:jc w:val="center"/>
-            </w:pPr>
-            <w:r/>
-            <w:r>
-              <w:rPr>
-                <w:rFonts w:ascii="Arial" w:hAnsi="Arial"/>
-                <w:b w:val="0"/>
-                <w:color w:val="30302F"/>
-                <w:sz w:val="20"/>
-              </w:rPr>
-              <w:t>0</w:t>
-            </w:r>
-          </w:p>
-        </w:tc>
-        <w:tc>
-          <w:tcPr>
-            <w:tcW w:type="dxa" w:w="2357"/>
-          </w:tcPr>
-          <w:p>
-            <w:pPr>
-              <w:spacing w:before="60" w:after="60"/>
-              <w:jc w:val="center"/>
-            </w:pPr>
-            <w:r/>
-            <w:r>
-              <w:rPr>
-                <w:rFonts w:ascii="Arial" w:hAnsi="Arial"/>
-                <w:b w:val="0"/>
-                <w:color w:val="30302F"/>
-                <w:sz w:val="20"/>
-              </w:rPr>
-              <w:t>0</w:t>
-            </w:r>
-          </w:p>
-        </w:tc>
-        <w:tc>
-          <w:tcPr>
-            <w:tcW w:type="dxa" w:w="2357"/>
-          </w:tcPr>
-          <w:p>
-            <w:pPr>
-              <w:spacing w:before="60" w:after="60"/>
-              <w:jc w:val="center"/>
-            </w:pPr>
-            <w:r/>
-            <w:r>
-              <w:rPr>
-                <w:rFonts w:ascii="Arial" w:hAnsi="Arial"/>
-                <w:b w:val="0"/>
-                <w:color w:val="30302F"/>
-                <w:sz w:val="20"/>
-              </w:rPr>
-              <w:t>0</w:t>
-            </w:r>
-          </w:p>
-        </w:tc>
-        <w:tc>
-          <w:tcPr>
-            <w:tcW w:type="dxa" w:w="2357"/>
-          </w:tcPr>
-          <w:p>
-            <w:pPr>
-              <w:spacing w:before="60" w:after="60"/>
-              <w:jc w:val="center"/>
-            </w:pPr>
-            <w:r/>
-            <w:r>
-              <w:rPr>
-                <w:rFonts w:ascii="Arial" w:hAnsi="Arial"/>
-                <w:b w:val="0"/>
-                <w:color w:val="30302F"/>
-                <w:sz w:val="20"/>
-              </w:rPr>
-              <w:t>0</w:t>
-            </w:r>
-          </w:p>
-        </w:tc>
-      </w:tr>
-      <w:tr>
-        <w:tc>
-          <w:tcPr>
-            <w:tcW w:type="dxa" w:w="2357"/>
-            <w:shd w:fill="0A5455"/>
-          </w:tcPr>
-          <w:p>
-            <w:pPr>
-              <w:spacing w:before="60" w:after="60"/>
-            </w:pPr>
-            <w:r/>
-            <w:r>
-              <w:rPr>
-                <w:rFonts w:ascii="Arial" w:hAnsi="Arial"/>
-                <w:b/>
-                <w:color w:val="FFFFFF"/>
-                <w:sz w:val="20"/>
-              </w:rPr>
-              <w:t>Total additions</w:t>
-            </w:r>
-          </w:p>
-        </w:tc>
-        <w:tc>
-          <w:tcPr>
-            <w:tcW w:type="dxa" w:w="2357"/>
-          </w:tcPr>
-          <w:p>
-            <w:pPr>
-              <w:spacing w:before="60" w:after="60"/>
-              <w:jc w:val="center"/>
-            </w:pPr>
-            <w:r/>
-            <w:r>
-              <w:rPr>
-                <w:rFonts w:ascii="Arial" w:hAnsi="Arial"/>
-                <w:b w:val="0"/>
-                <w:color w:val="30302F"/>
-                <w:sz w:val="20"/>
-              </w:rPr>
-              <w:t>0</w:t>
-            </w:r>
-          </w:p>
-        </w:tc>
-        <w:tc>
-          <w:tcPr>
-            <w:tcW w:type="dxa" w:w="2357"/>
-          </w:tcPr>
-          <w:p>
-            <w:pPr>
-              <w:spacing w:before="60" w:after="60"/>
-              <w:jc w:val="center"/>
-            </w:pPr>
-            <w:r/>
-            <w:r>
-              <w:rPr>
-                <w:rFonts w:ascii="Arial" w:hAnsi="Arial"/>
-                <w:b w:val="0"/>
-                <w:color w:val="30302F"/>
-                <w:sz w:val="20"/>
-              </w:rPr>
-              <w:t>32</w:t>
-            </w:r>
-          </w:p>
-        </w:tc>
-        <w:tc>
-          <w:tcPr>
-            <w:tcW w:type="dxa" w:w="2357"/>
-          </w:tcPr>
-          <w:p>
-            <w:pPr>
-              <w:spacing w:before="60" w:after="60"/>
-              <w:jc w:val="center"/>
-            </w:pPr>
-            <w:r/>
-            <w:r>
-              <w:rPr>
-                <w:rFonts w:ascii="Arial" w:hAnsi="Arial"/>
-                <w:b w:val="0"/>
-                <w:color w:val="30302F"/>
-                <w:sz w:val="20"/>
-              </w:rPr>
-              <w:t>1</w:t>
-            </w:r>
-          </w:p>
-        </w:tc>
-        <w:tc>
-          <w:tcPr>
-            <w:tcW w:type="dxa" w:w="2357"/>
-          </w:tcPr>
-          <w:p>
-            <w:pPr>
-              <w:spacing w:before="60" w:after="60"/>
-              <w:jc w:val="center"/>
-            </w:pPr>
-            <w:r/>
-            <w:r>
-              <w:rPr>
-                <w:rFonts w:ascii="Arial" w:hAnsi="Arial"/>
-                <w:b w:val="0"/>
-                <w:color w:val="30302F"/>
-                <w:sz w:val="20"/>
-              </w:rPr>
-              <w:t>0</w:t>
-            </w:r>
-          </w:p>
-        </w:tc>
-        <w:tc>
-          <w:tcPr>
-            <w:tcW w:type="dxa" w:w="2357"/>
-          </w:tcPr>
-          <w:p>
-            <w:pPr>
-              <w:spacing w:before="60" w:after="60"/>
-              <w:jc w:val="center"/>
-            </w:pPr>
-            <w:r/>
-            <w:r>
-              <w:rPr>
-                <w:rFonts w:ascii="Arial" w:hAnsi="Arial"/>
-                <w:b w:val="0"/>
-                <w:color w:val="30302F"/>
-                <w:sz w:val="20"/>
-              </w:rPr>
-              <w:t>33</w:t>
-            </w:r>
-          </w:p>
-        </w:tc>
-      </w:tr>
-      <w:tr>
-        <w:tc>
-          <w:tcPr>
-            <w:tcW w:type="dxa" w:w="2357"/>
-            <w:shd w:fill="0A5455"/>
-          </w:tcPr>
-          <w:p>
-            <w:pPr>
-              <w:spacing w:before="60" w:after="60"/>
-            </w:pPr>
-            <w:r/>
-            <w:r>
-              <w:rPr>
-                <w:rFonts w:ascii="Arial" w:hAnsi="Arial"/>
-                <w:b/>
-                <w:color w:val="FFFFFF"/>
-                <w:sz w:val="20"/>
-              </w:rPr>
-              <w:t>Reductions: natural reduction</w:t>
-            </w:r>
-          </w:p>
-        </w:tc>
-        <w:tc>
-          <w:tcPr>
-            <w:tcW w:type="dxa" w:w="2357"/>
-          </w:tcPr>
-          <w:p>
-            <w:pPr>
-              <w:spacing w:before="60" w:after="60"/>
-              <w:jc w:val="center"/>
-            </w:pPr>
-            <w:r/>
-            <w:r>
-              <w:rPr>
-                <w:rFonts w:ascii="Arial" w:hAnsi="Arial"/>
-                <w:b w:val="0"/>
-                <w:color w:val="30302F"/>
-                <w:sz w:val="20"/>
-              </w:rPr>
-              <w:t>-18</w:t>
-            </w:r>
-          </w:p>
-        </w:tc>
-        <w:tc>
-          <w:tcPr>
-            <w:tcW w:type="dxa" w:w="2357"/>
-          </w:tcPr>
-          <w:p>
-            <w:pPr>
-              <w:spacing w:before="60" w:after="60"/>
-              <w:jc w:val="center"/>
-            </w:pPr>
-            <w:r/>
-            <w:r>
-              <w:rPr>
-                <w:rFonts w:ascii="Arial" w:hAnsi="Arial"/>
-                <w:b w:val="0"/>
-                <w:color w:val="30302F"/>
-                <w:sz w:val="20"/>
-              </w:rPr>
-              <w:t>-12</w:t>
-            </w:r>
-          </w:p>
-        </w:tc>
-        <w:tc>
-          <w:tcPr>
-            <w:tcW w:type="dxa" w:w="2357"/>
-          </w:tcPr>
-          <w:p>
-            <w:pPr>
-              <w:spacing w:before="60" w:after="60"/>
-              <w:jc w:val="center"/>
-            </w:pPr>
-            <w:r/>
-            <w:r>
-              <w:rPr>
-                <w:rFonts w:ascii="Arial" w:hAnsi="Arial"/>
-                <w:b w:val="0"/>
-                <w:color w:val="30302F"/>
-                <w:sz w:val="20"/>
-              </w:rPr>
-              <w:t>0</w:t>
-            </w:r>
-          </w:p>
-        </w:tc>
-        <w:tc>
-          <w:tcPr>
-            <w:tcW w:type="dxa" w:w="2357"/>
-          </w:tcPr>
-          <w:p>
-            <w:pPr>
-              <w:spacing w:before="60" w:after="60"/>
-              <w:jc w:val="center"/>
-            </w:pPr>
-            <w:r/>
-            <w:r>
-              <w:rPr>
-                <w:rFonts w:ascii="Arial" w:hAnsi="Arial"/>
-                <w:b w:val="0"/>
-                <w:color w:val="30302F"/>
-                <w:sz w:val="20"/>
-              </w:rPr>
-              <w:t>0</w:t>
-            </w:r>
-          </w:p>
-        </w:tc>
-        <w:tc>
-          <w:tcPr>
-            <w:tcW w:type="dxa" w:w="2357"/>
-          </w:tcPr>
-          <w:p>
-            <w:pPr>
-              <w:spacing w:before="60" w:after="60"/>
-              <w:jc w:val="center"/>
-            </w:pPr>
-            <w:r/>
-            <w:r>
-              <w:rPr>
-                <w:rFonts w:ascii="Arial" w:hAnsi="Arial"/>
-                <w:b w:val="0"/>
-                <w:color w:val="30302F"/>
-                <w:sz w:val="20"/>
-              </w:rPr>
-              <w:t>-30</w:t>
-            </w:r>
-          </w:p>
-        </w:tc>
-      </w:tr>
-      <w:tr>
-        <w:tc>
-          <w:tcPr>
-            <w:tcW w:type="dxa" w:w="2357"/>
-            <w:shd w:fill="0A5455"/>
-          </w:tcPr>
-          <w:p>
-            <w:pPr>
-              <w:spacing w:before="60" w:after="60"/>
-            </w:pPr>
-            <w:r/>
-            <w:r>
-              <w:rPr>
-                <w:rFonts w:ascii="Arial" w:hAnsi="Arial"/>
-                <w:b/>
-                <w:color w:val="FFFFFF"/>
-                <w:sz w:val="20"/>
-              </w:rPr>
-              <w:t>Reductions: managed conversion</w:t>
-            </w:r>
-          </w:p>
-        </w:tc>
-        <w:tc>
-          <w:tcPr>
-            <w:tcW w:type="dxa" w:w="2357"/>
-          </w:tcPr>
-          <w:p>
-            <w:pPr>
-              <w:spacing w:before="60" w:after="60"/>
-              <w:jc w:val="center"/>
-            </w:pPr>
-            <w:r/>
-            <w:r>
-              <w:rPr>
-                <w:rFonts w:ascii="Arial" w:hAnsi="Arial"/>
-                <w:b w:val="0"/>
-                <w:color w:val="30302F"/>
-                <w:sz w:val="20"/>
-              </w:rPr>
-              <w:t>-7</w:t>
-            </w:r>
-          </w:p>
-        </w:tc>
-        <w:tc>
-          <w:tcPr>
-            <w:tcW w:type="dxa" w:w="2357"/>
-          </w:tcPr>
-          <w:p>
-            <w:pPr>
-              <w:spacing w:before="60" w:after="60"/>
-              <w:jc w:val="center"/>
-            </w:pPr>
-            <w:r/>
-            <w:r>
-              <w:rPr>
-                <w:rFonts w:ascii="Arial" w:hAnsi="Arial"/>
-                <w:b w:val="0"/>
-                <w:color w:val="30302F"/>
-                <w:sz w:val="20"/>
-              </w:rPr>
-              <w:t>-20</w:t>
-            </w:r>
-          </w:p>
-        </w:tc>
-        <w:tc>
-          <w:tcPr>
-            <w:tcW w:type="dxa" w:w="2357"/>
-          </w:tcPr>
-          <w:p>
-            <w:pPr>
-              <w:spacing w:before="60" w:after="60"/>
-              <w:jc w:val="center"/>
-            </w:pPr>
-            <w:r/>
-            <w:r>
-              <w:rPr>
-                <w:rFonts w:ascii="Arial" w:hAnsi="Arial"/>
-                <w:b w:val="0"/>
-                <w:color w:val="30302F"/>
-                <w:sz w:val="20"/>
-              </w:rPr>
-              <w:t>-1</w:t>
-            </w:r>
-          </w:p>
-        </w:tc>
-        <w:tc>
-          <w:tcPr>
-            <w:tcW w:type="dxa" w:w="2357"/>
-          </w:tcPr>
-          <w:p>
-            <w:pPr>
-              <w:spacing w:before="60" w:after="60"/>
-              <w:jc w:val="center"/>
-            </w:pPr>
-            <w:r/>
-            <w:r>
-              <w:rPr>
-                <w:rFonts w:ascii="Arial" w:hAnsi="Arial"/>
-                <w:b w:val="0"/>
-                <w:color w:val="30302F"/>
-                <w:sz w:val="20"/>
-              </w:rPr>
-              <w:t>0</w:t>
-            </w:r>
-          </w:p>
-        </w:tc>
-        <w:tc>
-          <w:tcPr>
-            <w:tcW w:type="dxa" w:w="2357"/>
-          </w:tcPr>
-          <w:p>
-            <w:pPr>
-              <w:spacing w:before="60" w:after="60"/>
-              <w:jc w:val="center"/>
-            </w:pPr>
-            <w:r/>
-            <w:r>
-              <w:rPr>
-                <w:rFonts w:ascii="Arial" w:hAnsi="Arial"/>
-                <w:b w:val="0"/>
-                <w:color w:val="30302F"/>
-                <w:sz w:val="20"/>
-              </w:rPr>
-              <w:t>-28</w:t>
-            </w:r>
-          </w:p>
-        </w:tc>
-      </w:tr>
-      <w:tr>
-        <w:tc>
-          <w:tcPr>
-            <w:tcW w:type="dxa" w:w="2357"/>
-            <w:shd w:fill="0A5455"/>
-          </w:tcPr>
-          <w:p>
-            <w:pPr>
-              <w:spacing w:before="60" w:after="60"/>
-            </w:pPr>
-            <w:r/>
-            <w:r>
-              <w:rPr>
-                <w:rFonts w:ascii="Arial" w:hAnsi="Arial"/>
-                <w:b/>
-                <w:color w:val="FFFFFF"/>
-                <w:sz w:val="20"/>
-              </w:rPr>
-              <w:t>Reductions: reclassification</w:t>
-            </w:r>
-          </w:p>
-        </w:tc>
-        <w:tc>
-          <w:tcPr>
-            <w:tcW w:type="dxa" w:w="2357"/>
-          </w:tcPr>
-          <w:p>
-            <w:pPr>
-              <w:spacing w:before="60" w:after="60"/>
-              <w:jc w:val="center"/>
-            </w:pPr>
-            <w:r/>
-            <w:r>
-              <w:rPr>
-                <w:rFonts w:ascii="Arial" w:hAnsi="Arial"/>
-                <w:b w:val="0"/>
-                <w:color w:val="30302F"/>
-                <w:sz w:val="20"/>
-              </w:rPr>
-              <w:t>0</w:t>
-            </w:r>
-          </w:p>
-        </w:tc>
-        <w:tc>
-          <w:tcPr>
-            <w:tcW w:type="dxa" w:w="2357"/>
-          </w:tcPr>
-          <w:p>
-            <w:pPr>
-              <w:spacing w:before="60" w:after="60"/>
-              <w:jc w:val="center"/>
-            </w:pPr>
-            <w:r/>
-            <w:r>
-              <w:rPr>
-                <w:rFonts w:ascii="Arial" w:hAnsi="Arial"/>
-                <w:b w:val="0"/>
-                <w:color w:val="30302F"/>
-                <w:sz w:val="20"/>
-              </w:rPr>
-              <w:t>0</w:t>
-            </w:r>
-          </w:p>
-        </w:tc>
-        <w:tc>
-          <w:tcPr>
-            <w:tcW w:type="dxa" w:w="2357"/>
-          </w:tcPr>
-          <w:p>
-            <w:pPr>
-              <w:spacing w:before="60" w:after="60"/>
-              <w:jc w:val="center"/>
-            </w:pPr>
-            <w:r/>
-            <w:r>
-              <w:rPr>
-                <w:rFonts w:ascii="Arial" w:hAnsi="Arial"/>
-                <w:b w:val="0"/>
-                <w:color w:val="30302F"/>
-                <w:sz w:val="20"/>
-              </w:rPr>
-              <w:t>0</w:t>
-            </w:r>
-          </w:p>
-        </w:tc>
-        <w:tc>
-          <w:tcPr>
-            <w:tcW w:type="dxa" w:w="2357"/>
-          </w:tcPr>
-          <w:p>
-            <w:pPr>
-              <w:spacing w:before="60" w:after="60"/>
-              <w:jc w:val="center"/>
-            </w:pPr>
-            <w:r/>
-            <w:r>
-              <w:rPr>
-                <w:rFonts w:ascii="Arial" w:hAnsi="Arial"/>
-                <w:b w:val="0"/>
-                <w:color w:val="30302F"/>
-                <w:sz w:val="20"/>
-              </w:rPr>
-              <w:t>0</w:t>
-            </w:r>
-          </w:p>
-        </w:tc>
-        <w:tc>
-          <w:tcPr>
-            <w:tcW w:type="dxa" w:w="2357"/>
-          </w:tcPr>
-          <w:p>
-            <w:pPr>
-              <w:spacing w:before="60" w:after="60"/>
-              <w:jc w:val="center"/>
-            </w:pPr>
-            <w:r/>
-            <w:r>
-              <w:rPr>
-                <w:rFonts w:ascii="Arial" w:hAnsi="Arial"/>
-                <w:b w:val="0"/>
-                <w:color w:val="30302F"/>
-                <w:sz w:val="20"/>
-              </w:rPr>
-              <w:t>0</w:t>
-            </w:r>
-          </w:p>
-        </w:tc>
-      </w:tr>
-      <w:tr>
-        <w:tc>
-          <w:tcPr>
-            <w:tcW w:type="dxa" w:w="2357"/>
-            <w:shd w:fill="0A5455"/>
-          </w:tcPr>
-          <w:p>
-            <w:pPr>
-              <w:spacing w:before="60" w:after="60"/>
-            </w:pPr>
-            <w:r/>
-            <w:r>
-              <w:rPr>
-                <w:rFonts w:ascii="Arial" w:hAnsi="Arial"/>
-                <w:b/>
-                <w:color w:val="FFFFFF"/>
-                <w:sz w:val="20"/>
-              </w:rPr>
-              <w:t>Total reductions</w:t>
-            </w:r>
-          </w:p>
-        </w:tc>
-        <w:tc>
-          <w:tcPr>
-            <w:tcW w:type="dxa" w:w="2357"/>
-          </w:tcPr>
-          <w:p>
-            <w:pPr>
-              <w:spacing w:before="60" w:after="60"/>
-              <w:jc w:val="center"/>
-            </w:pPr>
-            <w:r/>
-            <w:r>
-              <w:rPr>
-                <w:rFonts w:ascii="Arial" w:hAnsi="Arial"/>
-                <w:b w:val="0"/>
-                <w:color w:val="30302F"/>
-                <w:sz w:val="20"/>
-              </w:rPr>
-              <w:t>-25</w:t>
-            </w:r>
-          </w:p>
-        </w:tc>
-        <w:tc>
-          <w:tcPr>
-            <w:tcW w:type="dxa" w:w="2357"/>
-          </w:tcPr>
-          <w:p>
-            <w:pPr>
-              <w:spacing w:before="60" w:after="60"/>
-              <w:jc w:val="center"/>
-            </w:pPr>
-            <w:r/>
-            <w:r>
-              <w:rPr>
-                <w:rFonts w:ascii="Arial" w:hAnsi="Arial"/>
-                <w:b w:val="0"/>
-                <w:color w:val="30302F"/>
-                <w:sz w:val="20"/>
-              </w:rPr>
-              <w:t>-32</w:t>
-            </w:r>
-          </w:p>
-        </w:tc>
-        <w:tc>
-          <w:tcPr>
-            <w:tcW w:type="dxa" w:w="2357"/>
-          </w:tcPr>
-          <w:p>
-            <w:pPr>
-              <w:spacing w:before="60" w:after="60"/>
-              <w:jc w:val="center"/>
-            </w:pPr>
-            <w:r/>
-            <w:r>
-              <w:rPr>
-                <w:rFonts w:ascii="Arial" w:hAnsi="Arial"/>
-                <w:b w:val="0"/>
-                <w:color w:val="30302F"/>
-                <w:sz w:val="20"/>
-              </w:rPr>
-              <w:t>-1</w:t>
-            </w:r>
-          </w:p>
-        </w:tc>
-        <w:tc>
-          <w:tcPr>
-            <w:tcW w:type="dxa" w:w="2357"/>
-          </w:tcPr>
-          <w:p>
-            <w:pPr>
-              <w:spacing w:before="60" w:after="60"/>
-              <w:jc w:val="center"/>
-            </w:pPr>
-            <w:r/>
-            <w:r>
-              <w:rPr>
-                <w:rFonts w:ascii="Arial" w:hAnsi="Arial"/>
-                <w:b w:val="0"/>
-                <w:color w:val="30302F"/>
-                <w:sz w:val="20"/>
-              </w:rPr>
-              <w:t>0</w:t>
-            </w:r>
-          </w:p>
-        </w:tc>
-        <w:tc>
-          <w:tcPr>
-            <w:tcW w:type="dxa" w:w="2357"/>
-          </w:tcPr>
-          <w:p>
-            <w:pPr>
-              <w:spacing w:before="60" w:after="60"/>
-              <w:jc w:val="center"/>
-            </w:pPr>
-            <w:r/>
-            <w:r>
-              <w:rPr>
-                <w:rFonts w:ascii="Arial" w:hAnsi="Arial"/>
-                <w:b w:val="0"/>
-                <w:color w:val="30302F"/>
-                <w:sz w:val="20"/>
-              </w:rPr>
-              <w:t>-58</w:t>
-            </w:r>
-          </w:p>
-        </w:tc>
-      </w:tr>
-      <w:tr>
-        <w:tc>
-          <w:tcPr>
-            <w:tcW w:type="dxa" w:w="2357"/>
-            <w:shd w:fill="0A5455"/>
-          </w:tcPr>
-          <w:p>
-            <w:pPr>
-              <w:spacing w:before="60" w:after="60"/>
-            </w:pPr>
-            <w:r/>
-            <w:r>
-              <w:rPr>
-                <w:rFonts w:ascii="Arial" w:hAnsi="Arial"/>
-                <w:b/>
-                <w:color w:val="FFFFFF"/>
-                <w:sz w:val="20"/>
-              </w:rPr>
-              <w:t>Net change</w:t>
-            </w:r>
-          </w:p>
-        </w:tc>
-        <w:tc>
-          <w:tcPr>
-            <w:tcW w:type="dxa" w:w="2357"/>
-          </w:tcPr>
-          <w:p>
-            <w:pPr>
-              <w:spacing w:before="60" w:after="60"/>
-              <w:jc w:val="center"/>
-            </w:pPr>
-            <w:r/>
-            <w:r>
-              <w:rPr>
-                <w:rFonts w:ascii="Arial" w:hAnsi="Arial"/>
-                <w:b w:val="0"/>
-                <w:color w:val="30302F"/>
-                <w:sz w:val="20"/>
-              </w:rPr>
-              <w:t>-25</w:t>
-            </w:r>
-          </w:p>
-        </w:tc>
-        <w:tc>
-          <w:tcPr>
-            <w:tcW w:type="dxa" w:w="2357"/>
-          </w:tcPr>
-          <w:p>
-            <w:pPr>
-              <w:spacing w:before="60" w:after="60"/>
-              <w:jc w:val="center"/>
-            </w:pPr>
-            <w:r/>
-            <w:r>
-              <w:rPr>
-                <w:rFonts w:ascii="Arial" w:hAnsi="Arial"/>
-                <w:b w:val="0"/>
-                <w:color w:val="30302F"/>
-                <w:sz w:val="20"/>
-              </w:rPr>
-              <w:t>0</w:t>
-            </w:r>
-          </w:p>
-        </w:tc>
-        <w:tc>
-          <w:tcPr>
-            <w:tcW w:type="dxa" w:w="2357"/>
-          </w:tcPr>
-          <w:p>
-            <w:pPr>
-              <w:spacing w:before="60" w:after="60"/>
-              <w:jc w:val="center"/>
-            </w:pPr>
-            <w:r/>
-            <w:r>
-              <w:rPr>
-                <w:rFonts w:ascii="Arial" w:hAnsi="Arial"/>
-                <w:b w:val="0"/>
-                <w:color w:val="30302F"/>
-                <w:sz w:val="20"/>
-              </w:rPr>
-              <w:t>0</w:t>
-            </w:r>
-          </w:p>
-        </w:tc>
-        <w:tc>
-          <w:tcPr>
-            <w:tcW w:type="dxa" w:w="2357"/>
-          </w:tcPr>
-          <w:p>
-            <w:pPr>
-              <w:spacing w:before="60" w:after="60"/>
-              <w:jc w:val="center"/>
-            </w:pPr>
-            <w:r/>
-            <w:r>
-              <w:rPr>
-                <w:rFonts w:ascii="Arial" w:hAnsi="Arial"/>
-                <w:b w:val="0"/>
-                <w:color w:val="30302F"/>
-                <w:sz w:val="20"/>
-              </w:rPr>
-              <w:t>+25</w:t>
-            </w:r>
-          </w:p>
-        </w:tc>
-        <w:tc>
-          <w:tcPr>
-            <w:tcW w:type="dxa" w:w="2357"/>
-          </w:tcPr>
-          <w:p>
-            <w:pPr>
-              <w:spacing w:before="60" w:after="60"/>
-              <w:jc w:val="center"/>
-            </w:pPr>
-            <w:r/>
-            <w:r>
-              <w:rPr>
-                <w:rFonts w:ascii="Arial" w:hAnsi="Arial"/>
-                <w:b w:val="0"/>
-                <w:color w:val="30302F"/>
-                <w:sz w:val="20"/>
-              </w:rPr>
-              <w:t>0</w:t>
-            </w:r>
-          </w:p>
-        </w:tc>
-      </w:tr>
-      <w:tr>
-        <w:tc>
-          <w:tcPr>
-            <w:tcW w:type="dxa" w:w="2357"/>
-            <w:shd w:fill="0A5455"/>
-          </w:tcPr>
-          <w:p>
-            <w:pPr>
-              <w:spacing w:before="60" w:after="60"/>
-            </w:pPr>
-            <w:r/>
-            <w:r>
-              <w:rPr>
-                <w:rFonts w:ascii="Arial" w:hAnsi="Arial"/>
-                <w:b/>
-                <w:color w:val="FFFFFF"/>
-                <w:sz w:val="20"/>
-              </w:rPr>
-              <w:t>Closing extent (2020)</w:t>
-            </w:r>
-          </w:p>
-        </w:tc>
-        <w:tc>
-          <w:tcPr>
-            <w:tcW w:type="dxa" w:w="2357"/>
-          </w:tcPr>
-          <w:p>
-            <w:pPr>
-              <w:spacing w:before="60" w:after="60"/>
-              <w:jc w:val="center"/>
-            </w:pPr>
-            <w:r/>
-            <w:r>
-              <w:rPr>
-                <w:rFonts w:ascii="Arial" w:hAnsi="Arial"/>
-                <w:b w:val="0"/>
-                <w:color w:val="30302F"/>
-                <w:sz w:val="20"/>
-              </w:rPr>
-              <w:t>7,395</w:t>
-            </w:r>
-          </w:p>
-        </w:tc>
-        <w:tc>
-          <w:tcPr>
-            <w:tcW w:type="dxa" w:w="2357"/>
-          </w:tcPr>
-          <w:p>
-            <w:pPr>
-              <w:spacing w:before="60" w:after="60"/>
-              <w:jc w:val="center"/>
-            </w:pPr>
-            <w:r/>
-            <w:r>
-              <w:rPr>
-                <w:rFonts w:ascii="Arial" w:hAnsi="Arial"/>
-                <w:b w:val="0"/>
-                <w:color w:val="30302F"/>
-                <w:sz w:val="20"/>
-              </w:rPr>
-              <w:t>4,856</w:t>
-            </w:r>
-          </w:p>
-        </w:tc>
-        <w:tc>
-          <w:tcPr>
-            <w:tcW w:type="dxa" w:w="2357"/>
-          </w:tcPr>
-          <w:p>
-            <w:pPr>
-              <w:spacing w:before="60" w:after="60"/>
-              <w:jc w:val="center"/>
-            </w:pPr>
-            <w:r/>
-            <w:r>
-              <w:rPr>
-                <w:rFonts w:ascii="Arial" w:hAnsi="Arial"/>
-                <w:b w:val="0"/>
-                <w:color w:val="30302F"/>
-                <w:sz w:val="20"/>
-              </w:rPr>
-              <w:t>19</w:t>
-            </w:r>
-          </w:p>
-        </w:tc>
-        <w:tc>
-          <w:tcPr>
-            <w:tcW w:type="dxa" w:w="2357"/>
+            <w:tcW w:type="dxa" w:w="1649"/>
           </w:tcPr>
           <w:p>
             <w:pPr>
@@ -1598,7 +1654,7 @@
         </w:tc>
         <w:tc>
           <w:tcPr>
-            <w:tcW w:type="dxa" w:w="2357"/>
+            <w:tcW w:type="dxa" w:w="844"/>
           </w:tcPr>
           <w:p>
             <w:pPr>
@@ -1653,6 +1709,9 @@
       </w:r>
     </w:p>
     <w:p>
+      <w:pPr>
+        <w:keepNext w:val="true"/>
+      </w:pPr>
       <w:r>
         <w:rPr>
           <w:rFonts w:ascii="Arial" w:hAnsi="Arial"/>
@@ -1691,6 +1750,7 @@
           <w:insideH w:val="single" w:sz="4" w:color="404040"/>
           <w:insideV w:val="single" w:sz="4" w:color="404040"/>
         </w:tblBorders>
+        <w:tblLayout w:type="fixed"/>
       </w:tblPr>
       <w:tblGrid>
         <w:gridCol w:w="2357"/>
@@ -1701,14 +1761,18 @@
         <w:gridCol w:w="2357"/>
       </w:tblGrid>
       <w:tr>
+        <w:trPr>
+          <w:cantSplit w:val="true"/>
+        </w:trPr>
         <w:tc>
           <w:tcPr>
-            <w:tcW w:type="dxa" w:w="2357"/>
+            <w:tcW w:type="dxa" w:w="3007"/>
             <w:shd w:fill="3B9C7B"/>
           </w:tcPr>
           <w:p>
             <w:pPr>
               <w:jc w:val="center"/>
+              <w:keepNext w:val="true"/>
             </w:pPr>
             <w:r/>
             <w:r>
@@ -1724,12 +1788,13 @@
         </w:tc>
         <w:tc>
           <w:tcPr>
-            <w:tcW w:type="dxa" w:w="2357"/>
+            <w:tcW w:type="dxa" w:w="1388"/>
             <w:shd w:fill="3B9C7B"/>
           </w:tcPr>
           <w:p>
             <w:pPr>
               <w:jc w:val="center"/>
+              <w:keepNext w:val="true"/>
             </w:pPr>
             <w:r/>
             <w:r>
@@ -1747,12 +1812,13 @@
         </w:tc>
         <w:tc>
           <w:tcPr>
-            <w:tcW w:type="dxa" w:w="2357"/>
+            <w:tcW w:type="dxa" w:w="1619"/>
             <w:shd w:fill="3B9C7B"/>
           </w:tcPr>
           <w:p>
             <w:pPr>
               <w:jc w:val="center"/>
+              <w:keepNext w:val="true"/>
             </w:pPr>
             <w:r/>
             <w:r>
@@ -1770,12 +1836,13 @@
         </w:tc>
         <w:tc>
           <w:tcPr>
-            <w:tcW w:type="dxa" w:w="2357"/>
+            <w:tcW w:type="dxa" w:w="1041"/>
             <w:shd w:fill="3B9C7B"/>
           </w:tcPr>
           <w:p>
             <w:pPr>
               <w:jc w:val="center"/>
+              <w:keepNext w:val="true"/>
             </w:pPr>
             <w:r/>
             <w:r>
@@ -1793,12 +1860,13 @@
         </w:tc>
         <w:tc>
           <w:tcPr>
-            <w:tcW w:type="dxa" w:w="2357"/>
+            <w:tcW w:type="dxa" w:w="1735"/>
             <w:shd w:fill="3B9C7B"/>
           </w:tcPr>
           <w:p>
             <w:pPr>
               <w:jc w:val="center"/>
+              <w:keepNext w:val="true"/>
             </w:pPr>
             <w:r/>
             <w:r>
@@ -1816,12 +1884,13 @@
         </w:tc>
         <w:tc>
           <w:tcPr>
-            <w:tcW w:type="dxa" w:w="2357"/>
+            <w:tcW w:type="dxa" w:w="847"/>
             <w:shd w:fill="3B9C7B"/>
           </w:tcPr>
           <w:p>
             <w:pPr>
               <w:jc w:val="center"/>
+              <w:keepNext w:val="true"/>
             </w:pPr>
             <w:r/>
             <w:r>
@@ -1839,14 +1908,18 @@
         </w:tc>
       </w:tr>
       <w:tr>
+        <w:trPr>
+          <w:cantSplit w:val="true"/>
+        </w:trPr>
         <w:tc>
           <w:tcPr>
-            <w:tcW w:type="dxa" w:w="2357"/>
+            <w:tcW w:type="dxa" w:w="3007"/>
             <w:shd w:fill="0A5455"/>
           </w:tcPr>
           <w:p>
             <w:pPr>
               <w:spacing w:before="60" w:after="60"/>
+              <w:keepNext w:val="true"/>
             </w:pPr>
             <w:r/>
             <w:r>
@@ -1862,7 +1935,542 @@
         </w:tc>
         <w:tc>
           <w:tcPr>
-            <w:tcW w:type="dxa" w:w="2357"/>
+            <w:tcW w:type="dxa" w:w="1388"/>
+          </w:tcPr>
+          <w:p>
+            <w:pPr>
+              <w:spacing w:before="60" w:after="60"/>
+              <w:jc w:val="center"/>
+              <w:keepNext w:val="true"/>
+            </w:pPr>
+            <w:r/>
+            <w:r>
+              <w:rPr>
+                <w:rFonts w:ascii="Arial" w:hAnsi="Arial"/>
+                <w:b w:val="0"/>
+                <w:color w:val="30302F"/>
+                <w:sz w:val="20"/>
+              </w:rPr>
+              <w:t>7,395</w:t>
+            </w:r>
+          </w:p>
+        </w:tc>
+        <w:tc>
+          <w:tcPr>
+            <w:tcW w:type="dxa" w:w="1619"/>
+          </w:tcPr>
+          <w:p>
+            <w:pPr>
+              <w:spacing w:before="60" w:after="60"/>
+              <w:jc w:val="center"/>
+              <w:keepNext w:val="true"/>
+            </w:pPr>
+            <w:r/>
+            <w:r>
+              <w:rPr>
+                <w:rFonts w:ascii="Arial" w:hAnsi="Arial"/>
+                <w:b w:val="0"/>
+                <w:color w:val="30302F"/>
+                <w:sz w:val="20"/>
+              </w:rPr>
+              <w:t>0</w:t>
+            </w:r>
+          </w:p>
+        </w:tc>
+        <w:tc>
+          <w:tcPr>
+            <w:tcW w:type="dxa" w:w="1041"/>
+          </w:tcPr>
+          <w:p>
+            <w:pPr>
+              <w:spacing w:before="60" w:after="60"/>
+              <w:jc w:val="center"/>
+              <w:keepNext w:val="true"/>
+            </w:pPr>
+            <w:r/>
+            <w:r>
+              <w:rPr>
+                <w:rFonts w:ascii="Arial" w:hAnsi="Arial"/>
+                <w:b w:val="0"/>
+                <w:color w:val="30302F"/>
+                <w:sz w:val="20"/>
+              </w:rPr>
+              <w:t>0</w:t>
+            </w:r>
+          </w:p>
+        </w:tc>
+        <w:tc>
+          <w:tcPr>
+            <w:tcW w:type="dxa" w:w="1735"/>
+          </w:tcPr>
+          <w:p>
+            <w:pPr>
+              <w:spacing w:before="60" w:after="60"/>
+              <w:jc w:val="center"/>
+              <w:keepNext w:val="true"/>
+            </w:pPr>
+            <w:r/>
+            <w:r>
+              <w:rPr>
+                <w:rFonts w:ascii="Arial" w:hAnsi="Arial"/>
+                <w:b w:val="0"/>
+                <w:color w:val="30302F"/>
+                <w:sz w:val="20"/>
+              </w:rPr>
+              <w:t>25</w:t>
+            </w:r>
+          </w:p>
+        </w:tc>
+        <w:tc>
+          <w:tcPr>
+            <w:tcW w:type="dxa" w:w="847"/>
+          </w:tcPr>
+          <w:p>
+            <w:pPr>
+              <w:spacing w:before="60" w:after="60"/>
+              <w:jc w:val="center"/>
+              <w:keepNext w:val="true"/>
+            </w:pPr>
+            <w:r/>
+            <w:r>
+              <w:rPr>
+                <w:rFonts w:ascii="Arial" w:hAnsi="Arial"/>
+                <w:b w:val="0"/>
+                <w:color w:val="30302F"/>
+                <w:sz w:val="20"/>
+              </w:rPr>
+              <w:t>7,420</w:t>
+            </w:r>
+          </w:p>
+        </w:tc>
+      </w:tr>
+      <w:tr>
+        <w:trPr>
+          <w:cantSplit w:val="true"/>
+        </w:trPr>
+        <w:tc>
+          <w:tcPr>
+            <w:tcW w:type="dxa" w:w="3007"/>
+            <w:shd w:fill="0A5455"/>
+          </w:tcPr>
+          <w:p>
+            <w:pPr>
+              <w:spacing w:before="60" w:after="60"/>
+              <w:keepNext w:val="true"/>
+            </w:pPr>
+            <w:r/>
+            <w:r>
+              <w:rPr>
+                <w:rFonts w:ascii="Arial" w:hAnsi="Arial"/>
+                <w:b/>
+                <w:color w:val="FFFFFF"/>
+                <w:sz w:val="20"/>
+              </w:rPr>
+              <w:t>Seagrass meadows (M1.1)</w:t>
+            </w:r>
+          </w:p>
+        </w:tc>
+        <w:tc>
+          <w:tcPr>
+            <w:tcW w:type="dxa" w:w="1388"/>
+          </w:tcPr>
+          <w:p>
+            <w:pPr>
+              <w:spacing w:before="60" w:after="60"/>
+              <w:jc w:val="center"/>
+              <w:keepNext w:val="true"/>
+            </w:pPr>
+            <w:r/>
+            <w:r>
+              <w:rPr>
+                <w:rFonts w:ascii="Arial" w:hAnsi="Arial"/>
+                <w:b w:val="0"/>
+                <w:color w:val="30302F"/>
+                <w:sz w:val="20"/>
+              </w:rPr>
+              <w:t>0</w:t>
+            </w:r>
+          </w:p>
+        </w:tc>
+        <w:tc>
+          <w:tcPr>
+            <w:tcW w:type="dxa" w:w="1619"/>
+          </w:tcPr>
+          <w:p>
+            <w:pPr>
+              <w:spacing w:before="60" w:after="60"/>
+              <w:jc w:val="center"/>
+              <w:keepNext w:val="true"/>
+            </w:pPr>
+            <w:r/>
+            <w:r>
+              <w:rPr>
+                <w:rFonts w:ascii="Arial" w:hAnsi="Arial"/>
+                <w:b w:val="0"/>
+                <w:color w:val="30302F"/>
+                <w:sz w:val="20"/>
+              </w:rPr>
+              <w:t>4,824</w:t>
+            </w:r>
+          </w:p>
+        </w:tc>
+        <w:tc>
+          <w:tcPr>
+            <w:tcW w:type="dxa" w:w="1041"/>
+          </w:tcPr>
+          <w:p>
+            <w:pPr>
+              <w:spacing w:before="60" w:after="60"/>
+              <w:jc w:val="center"/>
+              <w:keepNext w:val="true"/>
+            </w:pPr>
+            <w:r/>
+            <w:r>
+              <w:rPr>
+                <w:rFonts w:ascii="Arial" w:hAnsi="Arial"/>
+                <w:b w:val="0"/>
+                <w:color w:val="30302F"/>
+                <w:sz w:val="20"/>
+              </w:rPr>
+              <w:t>0</w:t>
+            </w:r>
+          </w:p>
+        </w:tc>
+        <w:tc>
+          <w:tcPr>
+            <w:tcW w:type="dxa" w:w="1735"/>
+          </w:tcPr>
+          <w:p>
+            <w:pPr>
+              <w:spacing w:before="60" w:after="60"/>
+              <w:jc w:val="center"/>
+              <w:keepNext w:val="true"/>
+            </w:pPr>
+            <w:r/>
+            <w:r>
+              <w:rPr>
+                <w:rFonts w:ascii="Arial" w:hAnsi="Arial"/>
+                <w:b w:val="0"/>
+                <w:color w:val="30302F"/>
+                <w:sz w:val="20"/>
+              </w:rPr>
+              <w:t>32</w:t>
+            </w:r>
+          </w:p>
+        </w:tc>
+        <w:tc>
+          <w:tcPr>
+            <w:tcW w:type="dxa" w:w="847"/>
+          </w:tcPr>
+          <w:p>
+            <w:pPr>
+              <w:spacing w:before="60" w:after="60"/>
+              <w:jc w:val="center"/>
+              <w:keepNext w:val="true"/>
+            </w:pPr>
+            <w:r/>
+            <w:r>
+              <w:rPr>
+                <w:rFonts w:ascii="Arial" w:hAnsi="Arial"/>
+                <w:b w:val="0"/>
+                <w:color w:val="30302F"/>
+                <w:sz w:val="20"/>
+              </w:rPr>
+              <w:t>4,856</w:t>
+            </w:r>
+          </w:p>
+        </w:tc>
+      </w:tr>
+      <w:tr>
+        <w:trPr>
+          <w:cantSplit w:val="true"/>
+        </w:trPr>
+        <w:tc>
+          <w:tcPr>
+            <w:tcW w:type="dxa" w:w="3007"/>
+            <w:shd w:fill="0A5455"/>
+          </w:tcPr>
+          <w:p>
+            <w:pPr>
+              <w:spacing w:before="60" w:after="60"/>
+            </w:pPr>
+            <w:r/>
+            <w:r>
+              <w:rPr>
+                <w:rFonts w:ascii="Arial" w:hAnsi="Arial"/>
+                <w:b/>
+                <w:color w:val="FFFFFF"/>
+                <w:sz w:val="20"/>
+              </w:rPr>
+              <w:t>Mangroves (MFT1.2)</w:t>
+            </w:r>
+          </w:p>
+        </w:tc>
+        <w:tc>
+          <w:tcPr>
+            <w:tcW w:type="dxa" w:w="1388"/>
+          </w:tcPr>
+          <w:p>
+            <w:pPr>
+              <w:spacing w:before="60" w:after="60"/>
+              <w:jc w:val="center"/>
+            </w:pPr>
+            <w:r/>
+            <w:r>
+              <w:rPr>
+                <w:rFonts w:ascii="Arial" w:hAnsi="Arial"/>
+                <w:b w:val="0"/>
+                <w:color w:val="30302F"/>
+                <w:sz w:val="20"/>
+              </w:rPr>
+              <w:t>0</w:t>
+            </w:r>
+          </w:p>
+        </w:tc>
+        <w:tc>
+          <w:tcPr>
+            <w:tcW w:type="dxa" w:w="1619"/>
+          </w:tcPr>
+          <w:p>
+            <w:pPr>
+              <w:spacing w:before="60" w:after="60"/>
+              <w:jc w:val="center"/>
+            </w:pPr>
+            <w:r/>
+            <w:r>
+              <w:rPr>
+                <w:rFonts w:ascii="Arial" w:hAnsi="Arial"/>
+                <w:b w:val="0"/>
+                <w:color w:val="30302F"/>
+                <w:sz w:val="20"/>
+              </w:rPr>
+              <w:t>0</w:t>
+            </w:r>
+          </w:p>
+        </w:tc>
+        <w:tc>
+          <w:tcPr>
+            <w:tcW w:type="dxa" w:w="1041"/>
+          </w:tcPr>
+          <w:p>
+            <w:pPr>
+              <w:spacing w:before="60" w:after="60"/>
+              <w:jc w:val="center"/>
+            </w:pPr>
+            <w:r/>
+            <w:r>
+              <w:rPr>
+                <w:rFonts w:ascii="Arial" w:hAnsi="Arial"/>
+                <w:b w:val="0"/>
+                <w:color w:val="30302F"/>
+                <w:sz w:val="20"/>
+              </w:rPr>
+              <w:t>18</w:t>
+            </w:r>
+          </w:p>
+        </w:tc>
+        <w:tc>
+          <w:tcPr>
+            <w:tcW w:type="dxa" w:w="1735"/>
+          </w:tcPr>
+          <w:p>
+            <w:pPr>
+              <w:spacing w:before="60" w:after="60"/>
+              <w:jc w:val="center"/>
+            </w:pPr>
+            <w:r/>
+            <w:r>
+              <w:rPr>
+                <w:rFonts w:ascii="Arial" w:hAnsi="Arial"/>
+                <w:b w:val="0"/>
+                <w:color w:val="30302F"/>
+                <w:sz w:val="20"/>
+              </w:rPr>
+              <w:t>1</w:t>
+            </w:r>
+          </w:p>
+        </w:tc>
+        <w:tc>
+          <w:tcPr>
+            <w:tcW w:type="dxa" w:w="847"/>
+          </w:tcPr>
+          <w:p>
+            <w:pPr>
+              <w:spacing w:before="60" w:after="60"/>
+              <w:jc w:val="center"/>
+            </w:pPr>
+            <w:r/>
+            <w:r>
+              <w:rPr>
+                <w:rFonts w:ascii="Arial" w:hAnsi="Arial"/>
+                <w:b w:val="0"/>
+                <w:color w:val="30302F"/>
+                <w:sz w:val="20"/>
+              </w:rPr>
+              <w:t>19</w:t>
+            </w:r>
+          </w:p>
+        </w:tc>
+      </w:tr>
+      <w:tr>
+        <w:trPr>
+          <w:cantSplit w:val="true"/>
+        </w:trPr>
+        <w:tc>
+          <w:tcPr>
+            <w:tcW w:type="dxa" w:w="3007"/>
+            <w:shd w:fill="0A5455"/>
+          </w:tcPr>
+          <w:p>
+            <w:pPr>
+              <w:spacing w:before="60" w:after="60"/>
+            </w:pPr>
+            <w:r/>
+            <w:r>
+              <w:rPr>
+                <w:rFonts w:ascii="Arial" w:hAnsi="Arial"/>
+                <w:b/>
+                <w:color w:val="FFFFFF"/>
+                <w:sz w:val="20"/>
+              </w:rPr>
+              <w:t>Sand / rubble / deep water</w:t>
+            </w:r>
+          </w:p>
+        </w:tc>
+        <w:tc>
+          <w:tcPr>
+            <w:tcW w:type="dxa" w:w="1388"/>
+          </w:tcPr>
+          <w:p>
+            <w:pPr>
+              <w:spacing w:before="60" w:after="60"/>
+              <w:jc w:val="center"/>
+            </w:pPr>
+            <w:r/>
+            <w:r>
+              <w:rPr>
+                <w:rFonts w:ascii="Arial" w:hAnsi="Arial"/>
+                <w:b w:val="0"/>
+                <w:color w:val="30302F"/>
+                <w:sz w:val="20"/>
+              </w:rPr>
+              <w:t>0</w:t>
+            </w:r>
+          </w:p>
+        </w:tc>
+        <w:tc>
+          <w:tcPr>
+            <w:tcW w:type="dxa" w:w="1619"/>
+          </w:tcPr>
+          <w:p>
+            <w:pPr>
+              <w:spacing w:before="60" w:after="60"/>
+              <w:jc w:val="center"/>
+            </w:pPr>
+            <w:r/>
+            <w:r>
+              <w:rPr>
+                <w:rFonts w:ascii="Arial" w:hAnsi="Arial"/>
+                <w:b w:val="0"/>
+                <w:color w:val="30302F"/>
+                <w:sz w:val="20"/>
+              </w:rPr>
+              <w:t>32</w:t>
+            </w:r>
+          </w:p>
+        </w:tc>
+        <w:tc>
+          <w:tcPr>
+            <w:tcW w:type="dxa" w:w="1041"/>
+          </w:tcPr>
+          <w:p>
+            <w:pPr>
+              <w:spacing w:before="60" w:after="60"/>
+              <w:jc w:val="center"/>
+            </w:pPr>
+            <w:r/>
+            <w:r>
+              <w:rPr>
+                <w:rFonts w:ascii="Arial" w:hAnsi="Arial"/>
+                <w:b w:val="0"/>
+                <w:color w:val="30302F"/>
+                <w:sz w:val="20"/>
+              </w:rPr>
+              <w:t>1</w:t>
+            </w:r>
+          </w:p>
+        </w:tc>
+        <w:tc>
+          <w:tcPr>
+            <w:tcW w:type="dxa" w:w="1735"/>
+          </w:tcPr>
+          <w:p>
+            <w:pPr>
+              <w:spacing w:before="60" w:after="60"/>
+              <w:jc w:val="center"/>
+            </w:pPr>
+            <w:r/>
+            <w:r>
+              <w:rPr>
+                <w:rFonts w:ascii="Arial" w:hAnsi="Arial"/>
+                <w:b w:val="0"/>
+                <w:color w:val="30302F"/>
+                <w:sz w:val="20"/>
+              </w:rPr>
+              <w:t>149,620</w:t>
+            </w:r>
+          </w:p>
+        </w:tc>
+        <w:tc>
+          <w:tcPr>
+            <w:tcW w:type="dxa" w:w="847"/>
+          </w:tcPr>
+          <w:p>
+            <w:pPr>
+              <w:spacing w:before="60" w:after="60"/>
+              <w:jc w:val="center"/>
+            </w:pPr>
+            <w:r/>
+            <w:r>
+              <w:rPr>
+                <w:rFonts w:ascii="Arial" w:hAnsi="Arial"/>
+                <w:b w:val="0"/>
+                <w:color w:val="30302F"/>
+                <w:sz w:val="20"/>
+              </w:rPr>
+              <w:t>149,653</w:t>
+            </w:r>
+          </w:p>
+        </w:tc>
+      </w:tr>
+      <w:tr>
+        <w:trPr>
+          <w:cantSplit w:val="true"/>
+        </w:trPr>
+        <w:tc>
+          <w:tcPr>
+            <w:tcW w:type="dxa" w:w="3007"/>
+            <w:shd w:fill="0A5455"/>
+          </w:tcPr>
+          <w:p>
+            <w:pPr>
+              <w:spacing w:before="60" w:after="60"/>
+            </w:pPr>
+            <w:r/>
+            <w:r>
+              <w:rPr>
+                <w:rFonts w:ascii="Arial" w:hAnsi="Arial"/>
+                <w:b/>
+                <w:color w:val="FFFFFF"/>
+                <w:sz w:val="20"/>
+              </w:rPr>
+              <w:t>Closing total</w:t>
+            </w:r>
+          </w:p>
+        </w:tc>
+        <w:tc>
+          <w:tcPr>
+            <w:tcW w:type="dxa" w:w="1388"/>
           </w:tcPr>
           <w:p>
             <w:pPr>
@@ -1883,519 +2491,7 @@
         </w:tc>
         <w:tc>
           <w:tcPr>
-            <w:tcW w:type="dxa" w:w="2357"/>
-          </w:tcPr>
-          <w:p>
-            <w:pPr>
-              <w:spacing w:before="60" w:after="60"/>
-              <w:jc w:val="center"/>
-            </w:pPr>
-            <w:r/>
-            <w:r>
-              <w:rPr>
-                <w:rFonts w:ascii="Arial" w:hAnsi="Arial"/>
-                <w:b w:val="0"/>
-                <w:color w:val="30302F"/>
-                <w:sz w:val="20"/>
-              </w:rPr>
-              <w:t>0</w:t>
-            </w:r>
-          </w:p>
-        </w:tc>
-        <w:tc>
-          <w:tcPr>
-            <w:tcW w:type="dxa" w:w="2357"/>
-          </w:tcPr>
-          <w:p>
-            <w:pPr>
-              <w:spacing w:before="60" w:after="60"/>
-              <w:jc w:val="center"/>
-            </w:pPr>
-            <w:r/>
-            <w:r>
-              <w:rPr>
-                <w:rFonts w:ascii="Arial" w:hAnsi="Arial"/>
-                <w:b w:val="0"/>
-                <w:color w:val="30302F"/>
-                <w:sz w:val="20"/>
-              </w:rPr>
-              <w:t>0</w:t>
-            </w:r>
-          </w:p>
-        </w:tc>
-        <w:tc>
-          <w:tcPr>
-            <w:tcW w:type="dxa" w:w="2357"/>
-          </w:tcPr>
-          <w:p>
-            <w:pPr>
-              <w:spacing w:before="60" w:after="60"/>
-              <w:jc w:val="center"/>
-            </w:pPr>
-            <w:r/>
-            <w:r>
-              <w:rPr>
-                <w:rFonts w:ascii="Arial" w:hAnsi="Arial"/>
-                <w:b w:val="0"/>
-                <w:color w:val="30302F"/>
-                <w:sz w:val="20"/>
-              </w:rPr>
-              <w:t>25</w:t>
-            </w:r>
-          </w:p>
-        </w:tc>
-        <w:tc>
-          <w:tcPr>
-            <w:tcW w:type="dxa" w:w="2357"/>
-          </w:tcPr>
-          <w:p>
-            <w:pPr>
-              <w:spacing w:before="60" w:after="60"/>
-              <w:jc w:val="center"/>
-            </w:pPr>
-            <w:r/>
-            <w:r>
-              <w:rPr>
-                <w:rFonts w:ascii="Arial" w:hAnsi="Arial"/>
-                <w:b w:val="0"/>
-                <w:color w:val="30302F"/>
-                <w:sz w:val="20"/>
-              </w:rPr>
-              <w:t>7,420</w:t>
-            </w:r>
-          </w:p>
-        </w:tc>
-      </w:tr>
-      <w:tr>
-        <w:tc>
-          <w:tcPr>
-            <w:tcW w:type="dxa" w:w="2357"/>
-            <w:shd w:fill="0A5455"/>
-          </w:tcPr>
-          <w:p>
-            <w:pPr>
-              <w:spacing w:before="60" w:after="60"/>
-            </w:pPr>
-            <w:r/>
-            <w:r>
-              <w:rPr>
-                <w:rFonts w:ascii="Arial" w:hAnsi="Arial"/>
-                <w:b/>
-                <w:color w:val="FFFFFF"/>
-                <w:sz w:val="20"/>
-              </w:rPr>
-              <w:t>Seagrass meadows (M1.1)</w:t>
-            </w:r>
-          </w:p>
-        </w:tc>
-        <w:tc>
-          <w:tcPr>
-            <w:tcW w:type="dxa" w:w="2357"/>
-          </w:tcPr>
-          <w:p>
-            <w:pPr>
-              <w:spacing w:before="60" w:after="60"/>
-              <w:jc w:val="center"/>
-            </w:pPr>
-            <w:r/>
-            <w:r>
-              <w:rPr>
-                <w:rFonts w:ascii="Arial" w:hAnsi="Arial"/>
-                <w:b w:val="0"/>
-                <w:color w:val="30302F"/>
-                <w:sz w:val="20"/>
-              </w:rPr>
-              <w:t>0</w:t>
-            </w:r>
-          </w:p>
-        </w:tc>
-        <w:tc>
-          <w:tcPr>
-            <w:tcW w:type="dxa" w:w="2357"/>
-          </w:tcPr>
-          <w:p>
-            <w:pPr>
-              <w:spacing w:before="60" w:after="60"/>
-              <w:jc w:val="center"/>
-            </w:pPr>
-            <w:r/>
-            <w:r>
-              <w:rPr>
-                <w:rFonts w:ascii="Arial" w:hAnsi="Arial"/>
-                <w:b w:val="0"/>
-                <w:color w:val="30302F"/>
-                <w:sz w:val="20"/>
-              </w:rPr>
-              <w:t>4,824</w:t>
-            </w:r>
-          </w:p>
-        </w:tc>
-        <w:tc>
-          <w:tcPr>
-            <w:tcW w:type="dxa" w:w="2357"/>
-          </w:tcPr>
-          <w:p>
-            <w:pPr>
-              <w:spacing w:before="60" w:after="60"/>
-              <w:jc w:val="center"/>
-            </w:pPr>
-            <w:r/>
-            <w:r>
-              <w:rPr>
-                <w:rFonts w:ascii="Arial" w:hAnsi="Arial"/>
-                <w:b w:val="0"/>
-                <w:color w:val="30302F"/>
-                <w:sz w:val="20"/>
-              </w:rPr>
-              <w:t>0</w:t>
-            </w:r>
-          </w:p>
-        </w:tc>
-        <w:tc>
-          <w:tcPr>
-            <w:tcW w:type="dxa" w:w="2357"/>
-          </w:tcPr>
-          <w:p>
-            <w:pPr>
-              <w:spacing w:before="60" w:after="60"/>
-              <w:jc w:val="center"/>
-            </w:pPr>
-            <w:r/>
-            <w:r>
-              <w:rPr>
-                <w:rFonts w:ascii="Arial" w:hAnsi="Arial"/>
-                <w:b w:val="0"/>
-                <w:color w:val="30302F"/>
-                <w:sz w:val="20"/>
-              </w:rPr>
-              <w:t>32</w:t>
-            </w:r>
-          </w:p>
-        </w:tc>
-        <w:tc>
-          <w:tcPr>
-            <w:tcW w:type="dxa" w:w="2357"/>
-          </w:tcPr>
-          <w:p>
-            <w:pPr>
-              <w:spacing w:before="60" w:after="60"/>
-              <w:jc w:val="center"/>
-            </w:pPr>
-            <w:r/>
-            <w:r>
-              <w:rPr>
-                <w:rFonts w:ascii="Arial" w:hAnsi="Arial"/>
-                <w:b w:val="0"/>
-                <w:color w:val="30302F"/>
-                <w:sz w:val="20"/>
-              </w:rPr>
-              <w:t>4,856</w:t>
-            </w:r>
-          </w:p>
-        </w:tc>
-      </w:tr>
-      <w:tr>
-        <w:tc>
-          <w:tcPr>
-            <w:tcW w:type="dxa" w:w="2357"/>
-            <w:shd w:fill="0A5455"/>
-          </w:tcPr>
-          <w:p>
-            <w:pPr>
-              <w:spacing w:before="60" w:after="60"/>
-            </w:pPr>
-            <w:r/>
-            <w:r>
-              <w:rPr>
-                <w:rFonts w:ascii="Arial" w:hAnsi="Arial"/>
-                <w:b/>
-                <w:color w:val="FFFFFF"/>
-                <w:sz w:val="20"/>
-              </w:rPr>
-              <w:t>Mangroves (MFT1.2)</w:t>
-            </w:r>
-          </w:p>
-        </w:tc>
-        <w:tc>
-          <w:tcPr>
-            <w:tcW w:type="dxa" w:w="2357"/>
-          </w:tcPr>
-          <w:p>
-            <w:pPr>
-              <w:spacing w:before="60" w:after="60"/>
-              <w:jc w:val="center"/>
-            </w:pPr>
-            <w:r/>
-            <w:r>
-              <w:rPr>
-                <w:rFonts w:ascii="Arial" w:hAnsi="Arial"/>
-                <w:b w:val="0"/>
-                <w:color w:val="30302F"/>
-                <w:sz w:val="20"/>
-              </w:rPr>
-              <w:t>0</w:t>
-            </w:r>
-          </w:p>
-        </w:tc>
-        <w:tc>
-          <w:tcPr>
-            <w:tcW w:type="dxa" w:w="2357"/>
-          </w:tcPr>
-          <w:p>
-            <w:pPr>
-              <w:spacing w:before="60" w:after="60"/>
-              <w:jc w:val="center"/>
-            </w:pPr>
-            <w:r/>
-            <w:r>
-              <w:rPr>
-                <w:rFonts w:ascii="Arial" w:hAnsi="Arial"/>
-                <w:b w:val="0"/>
-                <w:color w:val="30302F"/>
-                <w:sz w:val="20"/>
-              </w:rPr>
-              <w:t>0</w:t>
-            </w:r>
-          </w:p>
-        </w:tc>
-        <w:tc>
-          <w:tcPr>
-            <w:tcW w:type="dxa" w:w="2357"/>
-          </w:tcPr>
-          <w:p>
-            <w:pPr>
-              <w:spacing w:before="60" w:after="60"/>
-              <w:jc w:val="center"/>
-            </w:pPr>
-            <w:r/>
-            <w:r>
-              <w:rPr>
-                <w:rFonts w:ascii="Arial" w:hAnsi="Arial"/>
-                <w:b w:val="0"/>
-                <w:color w:val="30302F"/>
-                <w:sz w:val="20"/>
-              </w:rPr>
-              <w:t>18</w:t>
-            </w:r>
-          </w:p>
-        </w:tc>
-        <w:tc>
-          <w:tcPr>
-            <w:tcW w:type="dxa" w:w="2357"/>
-          </w:tcPr>
-          <w:p>
-            <w:pPr>
-              <w:spacing w:before="60" w:after="60"/>
-              <w:jc w:val="center"/>
-            </w:pPr>
-            <w:r/>
-            <w:r>
-              <w:rPr>
-                <w:rFonts w:ascii="Arial" w:hAnsi="Arial"/>
-                <w:b w:val="0"/>
-                <w:color w:val="30302F"/>
-                <w:sz w:val="20"/>
-              </w:rPr>
-              <w:t>1</w:t>
-            </w:r>
-          </w:p>
-        </w:tc>
-        <w:tc>
-          <w:tcPr>
-            <w:tcW w:type="dxa" w:w="2357"/>
-          </w:tcPr>
-          <w:p>
-            <w:pPr>
-              <w:spacing w:before="60" w:after="60"/>
-              <w:jc w:val="center"/>
-            </w:pPr>
-            <w:r/>
-            <w:r>
-              <w:rPr>
-                <w:rFonts w:ascii="Arial" w:hAnsi="Arial"/>
-                <w:b w:val="0"/>
-                <w:color w:val="30302F"/>
-                <w:sz w:val="20"/>
-              </w:rPr>
-              <w:t>19</w:t>
-            </w:r>
-          </w:p>
-        </w:tc>
-      </w:tr>
-      <w:tr>
-        <w:tc>
-          <w:tcPr>
-            <w:tcW w:type="dxa" w:w="2357"/>
-            <w:shd w:fill="0A5455"/>
-          </w:tcPr>
-          <w:p>
-            <w:pPr>
-              <w:spacing w:before="60" w:after="60"/>
-            </w:pPr>
-            <w:r/>
-            <w:r>
-              <w:rPr>
-                <w:rFonts w:ascii="Arial" w:hAnsi="Arial"/>
-                <w:b/>
-                <w:color w:val="FFFFFF"/>
-                <w:sz w:val="20"/>
-              </w:rPr>
-              <w:t>Sand / rubble / deep water</w:t>
-            </w:r>
-          </w:p>
-        </w:tc>
-        <w:tc>
-          <w:tcPr>
-            <w:tcW w:type="dxa" w:w="2357"/>
-          </w:tcPr>
-          <w:p>
-            <w:pPr>
-              <w:spacing w:before="60" w:after="60"/>
-              <w:jc w:val="center"/>
-            </w:pPr>
-            <w:r/>
-            <w:r>
-              <w:rPr>
-                <w:rFonts w:ascii="Arial" w:hAnsi="Arial"/>
-                <w:b w:val="0"/>
-                <w:color w:val="30302F"/>
-                <w:sz w:val="20"/>
-              </w:rPr>
-              <w:t>0</w:t>
-            </w:r>
-          </w:p>
-        </w:tc>
-        <w:tc>
-          <w:tcPr>
-            <w:tcW w:type="dxa" w:w="2357"/>
-          </w:tcPr>
-          <w:p>
-            <w:pPr>
-              <w:spacing w:before="60" w:after="60"/>
-              <w:jc w:val="center"/>
-            </w:pPr>
-            <w:r/>
-            <w:r>
-              <w:rPr>
-                <w:rFonts w:ascii="Arial" w:hAnsi="Arial"/>
-                <w:b w:val="0"/>
-                <w:color w:val="30302F"/>
-                <w:sz w:val="20"/>
-              </w:rPr>
-              <w:t>32</w:t>
-            </w:r>
-          </w:p>
-        </w:tc>
-        <w:tc>
-          <w:tcPr>
-            <w:tcW w:type="dxa" w:w="2357"/>
-          </w:tcPr>
-          <w:p>
-            <w:pPr>
-              <w:spacing w:before="60" w:after="60"/>
-              <w:jc w:val="center"/>
-            </w:pPr>
-            <w:r/>
-            <w:r>
-              <w:rPr>
-                <w:rFonts w:ascii="Arial" w:hAnsi="Arial"/>
-                <w:b w:val="0"/>
-                <w:color w:val="30302F"/>
-                <w:sz w:val="20"/>
-              </w:rPr>
-              <w:t>1</w:t>
-            </w:r>
-          </w:p>
-        </w:tc>
-        <w:tc>
-          <w:tcPr>
-            <w:tcW w:type="dxa" w:w="2357"/>
-          </w:tcPr>
-          <w:p>
-            <w:pPr>
-              <w:spacing w:before="60" w:after="60"/>
-              <w:jc w:val="center"/>
-            </w:pPr>
-            <w:r/>
-            <w:r>
-              <w:rPr>
-                <w:rFonts w:ascii="Arial" w:hAnsi="Arial"/>
-                <w:b w:val="0"/>
-                <w:color w:val="30302F"/>
-                <w:sz w:val="20"/>
-              </w:rPr>
-              <w:t>149,620</w:t>
-            </w:r>
-          </w:p>
-        </w:tc>
-        <w:tc>
-          <w:tcPr>
-            <w:tcW w:type="dxa" w:w="2357"/>
-          </w:tcPr>
-          <w:p>
-            <w:pPr>
-              <w:spacing w:before="60" w:after="60"/>
-              <w:jc w:val="center"/>
-            </w:pPr>
-            <w:r/>
-            <w:r>
-              <w:rPr>
-                <w:rFonts w:ascii="Arial" w:hAnsi="Arial"/>
-                <w:b w:val="0"/>
-                <w:color w:val="30302F"/>
-                <w:sz w:val="20"/>
-              </w:rPr>
-              <w:t>149,653</w:t>
-            </w:r>
-          </w:p>
-        </w:tc>
-      </w:tr>
-      <w:tr>
-        <w:tc>
-          <w:tcPr>
-            <w:tcW w:type="dxa" w:w="2357"/>
-            <w:shd w:fill="0A5455"/>
-          </w:tcPr>
-          <w:p>
-            <w:pPr>
-              <w:spacing w:before="60" w:after="60"/>
-            </w:pPr>
-            <w:r/>
-            <w:r>
-              <w:rPr>
-                <w:rFonts w:ascii="Arial" w:hAnsi="Arial"/>
-                <w:b/>
-                <w:color w:val="FFFFFF"/>
-                <w:sz w:val="20"/>
-              </w:rPr>
-              <w:t>Closing total</w:t>
-            </w:r>
-          </w:p>
-        </w:tc>
-        <w:tc>
-          <w:tcPr>
-            <w:tcW w:type="dxa" w:w="2357"/>
-          </w:tcPr>
-          <w:p>
-            <w:pPr>
-              <w:spacing w:before="60" w:after="60"/>
-              <w:jc w:val="center"/>
-            </w:pPr>
-            <w:r/>
-            <w:r>
-              <w:rPr>
-                <w:rFonts w:ascii="Arial" w:hAnsi="Arial"/>
-                <w:b w:val="0"/>
-                <w:color w:val="30302F"/>
-                <w:sz w:val="20"/>
-              </w:rPr>
-              <w:t>7,395</w:t>
-            </w:r>
-          </w:p>
-        </w:tc>
-        <w:tc>
-          <w:tcPr>
-            <w:tcW w:type="dxa" w:w="2357"/>
+            <w:tcW w:type="dxa" w:w="1619"/>
           </w:tcPr>
           <w:p>
             <w:pPr>
@@ -2416,7 +2512,7 @@
         </w:tc>
         <w:tc>
           <w:tcPr>
-            <w:tcW w:type="dxa" w:w="2357"/>
+            <w:tcW w:type="dxa" w:w="1041"/>
           </w:tcPr>
           <w:p>
             <w:pPr>
@@ -2437,7 +2533,7 @@
         </w:tc>
         <w:tc>
           <w:tcPr>
-            <w:tcW w:type="dxa" w:w="2357"/>
+            <w:tcW w:type="dxa" w:w="1735"/>
           </w:tcPr>
           <w:p>
             <w:pPr>
@@ -2458,7 +2554,7 @@
         </w:tc>
         <w:tc>
           <w:tcPr>
-            <w:tcW w:type="dxa" w:w="2357"/>
+            <w:tcW w:type="dxa" w:w="847"/>
           </w:tcPr>
           <w:p>
             <w:pPr>
